--- a/docs/Informe_Pruebas_ChocoTumac_v1.2.0.docx
+++ b/docs/Informe_Pruebas_ChocoTumac_v1.2.0.docx
@@ -138,12 +138,6 @@
         <w:gridCol w:w="6560"/>
       </w:tblGrid>
       <w:tr>
-        <w:tblPrEx>
-          <w:tblCellMar>
-            <w:top w:w="0" w:type="dxa"/>
-            <w:bottom w:w="0" w:type="dxa"/>
-          </w:tblCellMar>
-        </w:tblPrEx>
         <w:tc>
           <w:tcPr>
             <w:tcW w:w="2800" w:type="dxa"/>
@@ -204,12 +198,6 @@
         </w:tc>
       </w:tr>
       <w:tr>
-        <w:tblPrEx>
-          <w:tblCellMar>
-            <w:top w:w="0" w:type="dxa"/>
-            <w:bottom w:w="0" w:type="dxa"/>
-          </w:tblCellMar>
-        </w:tblPrEx>
         <w:tc>
           <w:tcPr>
             <w:tcW w:w="2800" w:type="dxa"/>
@@ -269,12 +257,6 @@
         </w:tc>
       </w:tr>
       <w:tr>
-        <w:tblPrEx>
-          <w:tblCellMar>
-            <w:top w:w="0" w:type="dxa"/>
-            <w:bottom w:w="0" w:type="dxa"/>
-          </w:tblCellMar>
-        </w:tblPrEx>
         <w:tc>
           <w:tcPr>
             <w:tcW w:w="2800" w:type="dxa"/>
@@ -335,12 +317,6 @@
         </w:tc>
       </w:tr>
       <w:tr>
-        <w:tblPrEx>
-          <w:tblCellMar>
-            <w:top w:w="0" w:type="dxa"/>
-            <w:bottom w:w="0" w:type="dxa"/>
-          </w:tblCellMar>
-        </w:tblPrEx>
         <w:tc>
           <w:tcPr>
             <w:tcW w:w="2800" w:type="dxa"/>
@@ -400,12 +376,6 @@
         </w:tc>
       </w:tr>
       <w:tr>
-        <w:tblPrEx>
-          <w:tblCellMar>
-            <w:top w:w="0" w:type="dxa"/>
-            <w:bottom w:w="0" w:type="dxa"/>
-          </w:tblCellMar>
-        </w:tblPrEx>
         <w:tc>
           <w:tcPr>
             <w:tcW w:w="2800" w:type="dxa"/>
@@ -466,12 +436,6 @@
         </w:tc>
       </w:tr>
       <w:tr>
-        <w:tblPrEx>
-          <w:tblCellMar>
-            <w:top w:w="0" w:type="dxa"/>
-            <w:bottom w:w="0" w:type="dxa"/>
-          </w:tblCellMar>
-        </w:tblPrEx>
         <w:tc>
           <w:tcPr>
             <w:tcW w:w="2800" w:type="dxa"/>
@@ -531,12 +495,6 @@
         </w:tc>
       </w:tr>
       <w:tr>
-        <w:tblPrEx>
-          <w:tblCellMar>
-            <w:top w:w="0" w:type="dxa"/>
-            <w:bottom w:w="0" w:type="dxa"/>
-          </w:tblCellMar>
-        </w:tblPrEx>
         <w:tc>
           <w:tcPr>
             <w:tcW w:w="2800" w:type="dxa"/>
@@ -597,12 +555,6 @@
         </w:tc>
       </w:tr>
       <w:tr>
-        <w:tblPrEx>
-          <w:tblCellMar>
-            <w:top w:w="0" w:type="dxa"/>
-            <w:bottom w:w="0" w:type="dxa"/>
-          </w:tblCellMar>
-        </w:tblPrEx>
         <w:tc>
           <w:tcPr>
             <w:tcW w:w="2800" w:type="dxa"/>
@@ -711,12 +663,6 @@
         <w:gridCol w:w="2000"/>
       </w:tblGrid>
       <w:tr>
-        <w:tblPrEx>
-          <w:tblCellMar>
-            <w:top w:w="0" w:type="dxa"/>
-            <w:bottom w:w="0" w:type="dxa"/>
-          </w:tblCellMar>
-        </w:tblPrEx>
         <w:tc>
           <w:tcPr>
             <w:tcW w:w="1600" w:type="dxa"/>
@@ -855,12 +801,6 @@
         </w:tc>
       </w:tr>
       <w:tr>
-        <w:tblPrEx>
-          <w:tblCellMar>
-            <w:top w:w="0" w:type="dxa"/>
-            <w:bottom w:w="0" w:type="dxa"/>
-          </w:tblCellMar>
-        </w:tblPrEx>
         <w:tc>
           <w:tcPr>
             <w:tcW w:w="1600" w:type="dxa"/>
@@ -1018,13 +958,7 @@
         <w:spacing w:after="160"/>
       </w:pPr>
       <w:r>
-        <w:t>El objetivo pr</w:t>
-      </w:r>
-      <w:r>
-        <w:t>incipal de las pruebas fue garantizar que la totalidad de las siete historias de usuario que conforman el producto (HU-01 a HU-07) cumplen con los criterios de aceptación definidos, las reglas de negocio establecidas y los requisitos de seguridad, usabilid</w:t>
-      </w:r>
-      <w:r>
-        <w:t>ad y confiabilidad esperados por el cliente.</w:t>
+        <w:t>El objetivo principal de las pruebas fue garantizar que la totalidad de las siete historias de usuario que conforman el producto (HU-01 a HU-07) cumplen con los criterios de aceptación definidos, las reglas de negocio establecidas y los requisitos de seguridad, usabilidad y confiabilidad esperados por el cliente.</w:t>
       </w:r>
     </w:p>
     <w:p>
@@ -1032,10 +966,7 @@
         <w:spacing w:after="160"/>
       </w:pPr>
       <w:r>
-        <w:t>Las pruebas de software revisten importancia crítica tanto para la empresa proveedora como para el cliente: para Naisa Tech representan la evidencia objetiva de la calidad del entregable; para Chocolate Tumaco g</w:t>
-      </w:r>
-      <w:r>
-        <w:t>arantizan que el sistema soportará correctamente las operaciones de compra, venta e inventario sin pérdidas de datos ni fallos de seguridad.</w:t>
+        <w:t>Las pruebas de software revisten importancia crítica tanto para la empresa proveedora como para el cliente: para Naisa Tech representan la evidencia objetiva de la calidad del entregable; para Chocolate Tumaco garantizan que el sistema soportará correctamente las operaciones de compra, venta e inventario sin pérdidas de datos ni fallos de seguridad.</w:t>
       </w:r>
     </w:p>
     <w:p>
@@ -1043,13 +974,7 @@
         <w:spacing w:after="160"/>
       </w:pPr>
       <w:r>
-        <w:t>Se ejecutaron dos niveles de pruebas complementarios: 156 casos de prueba unitaria con PHPUnit que validan la lógic</w:t>
-      </w:r>
-      <w:r>
-        <w:t>a de negocio de los modelos de forma aislada, y 71 casos de prueba de extremo a extremo (E2E) con Selenium WebDriver que verifican los flujos completos en el navegador. El 100% de los casos ejecutados fue aprobado tras la resolución de 11 defectos identifi</w:t>
-      </w:r>
-      <w:r>
-        <w:t>cados durante el proceso.</w:t>
+        <w:t>Se ejecutaron dos niveles de pruebas complementarios: 156 casos de prueba unitaria con PHPUnit que validan la lógica de negocio de los modelos de forma aislada, y 71 casos de prueba de extremo a extremo (E2E) con Selenium WebDriver que verifican los flujos completos en el navegador. El 100% de los casos ejecutados fue aprobado tras la resolución de 11 defectos identificados durante el proceso.</w:t>
       </w:r>
     </w:p>
     <w:p>
@@ -1090,10 +1015,7 @@
         <w:spacing w:after="160"/>
       </w:pPr>
       <w:r>
-        <w:t>Naisa Tech es una empresa de desarrollo de software de origen colombiano, especializada en soluciones web empresariales bajo metodologías ágiles. El equipo desarrolló ChocoTumac adoptando el patrón de arquitectura MVC, aplicando estándares de seguridad OWA</w:t>
-      </w:r>
-      <w:r>
-        <w:t>SP, calidad de código SonarCloud y cobertura de pruebas con PHPUnit. El proyecto se ejecutó en tres sprints iterativos entre enero y mayo de 2026.</w:t>
+        <w:t>Naisa Tech es una empresa de desarrollo de software de origen colombiano, especializada en soluciones web empresariales bajo metodologías ágiles. El equipo desarrolló ChocoTumac adoptando el patrón de arquitectura MVC, aplicando estándares de seguridad OWASP, calidad de código SonarCloud y cobertura de pruebas con PHPUnit. El proyecto se ejecutó en tres sprints iterativos entre enero y mayo de 2026.</w:t>
       </w:r>
     </w:p>
     <w:p>
@@ -1132,10 +1054,7 @@
         <w:spacing w:after="80"/>
       </w:pPr>
       <w:r>
-        <w:t>Tecnologías habituales: PHP, MySQL, J</w:t>
-      </w:r>
-      <w:r>
-        <w:t>avaScript, Bootstrap, Selenium, PHPUnit</w:t>
+        <w:t>Tecnologías habituales: PHP, MySQL, JavaScript, Bootstrap, Selenium, PHPUnit</w:t>
       </w:r>
     </w:p>
     <w:p>
@@ -1175,13 +1094,7 @@
         <w:spacing w:after="160"/>
       </w:pPr>
       <w:r>
-        <w:t>Chocolate Tumaco es una empresa colombiana dedicada a la comercialización de cacao fino de aroma procedente</w:t>
-      </w:r>
-      <w:r>
-        <w:t xml:space="preserve"> del municipio de Tumaco, departamento de Nariño. Requirió un sistema de gestión que integrara el control de proveedores, clientes, compras de cacao en bruto, ventas de producto terminado e inventario en tiempo real, con generación de facturas electrónicas</w:t>
-      </w:r>
-      <w:r>
-        <w:t xml:space="preserve"> conformes con la normativa DIAN.</w:t>
+        <w:t>Chocolate Tumaco es una empresa colombiana dedicada a la comercialización de cacao fino de aroma procedente del municipio de Tumaco, departamento de Nariño. Requirió un sistema de gestión que integrara el control de proveedores, clientes, compras de cacao en bruto, ventas de producto terminado e inventario en tiempo real, con generación de facturas electrónicas conformes con la normativa DIAN.</w:t>
       </w:r>
     </w:p>
     <w:p>
@@ -1261,10 +1174,7 @@
         <w:spacing w:after="160"/>
       </w:pPr>
       <w:r>
-        <w:t>ChocoTumac es una aplicación web de gestión empresarial con control de acceso basado en roles. La versión obj</w:t>
-      </w:r>
-      <w:r>
-        <w:t>eto de prueba es la 1.2.0 (Sprint 3 – Release final), que incorpora el módulo de reportes gerenciales sobre la base funcional de los Sprints 1 y 2.</w:t>
+        <w:t>ChocoTumac es una aplicación web de gestión empresarial con control de acceso basado en roles. La versión objeto de prueba es la 1.2.0 (Sprint 3 – Release final), que incorpora el módulo de reportes gerenciales sobre la base funcional de los Sprints 1 y 2.</w:t>
       </w:r>
     </w:p>
     <w:tbl>
@@ -1289,12 +1199,6 @@
         <w:gridCol w:w="6960"/>
       </w:tblGrid>
       <w:tr>
-        <w:tblPrEx>
-          <w:tblCellMar>
-            <w:top w:w="0" w:type="dxa"/>
-            <w:bottom w:w="0" w:type="dxa"/>
-          </w:tblCellMar>
-        </w:tblPrEx>
         <w:tc>
           <w:tcPr>
             <w:tcW w:w="2400" w:type="dxa"/>
@@ -1365,12 +1269,6 @@
         </w:tc>
       </w:tr>
       <w:tr>
-        <w:tblPrEx>
-          <w:tblCellMar>
-            <w:top w:w="0" w:type="dxa"/>
-            <w:bottom w:w="0" w:type="dxa"/>
-          </w:tblCellMar>
-        </w:tblPrEx>
         <w:tc>
           <w:tcPr>
             <w:tcW w:w="2400" w:type="dxa"/>
@@ -1428,12 +1326,6 @@
         </w:tc>
       </w:tr>
       <w:tr>
-        <w:tblPrEx>
-          <w:tblCellMar>
-            <w:top w:w="0" w:type="dxa"/>
-            <w:bottom w:w="0" w:type="dxa"/>
-          </w:tblCellMar>
-        </w:tblPrEx>
         <w:tc>
           <w:tcPr>
             <w:tcW w:w="2400" w:type="dxa"/>
@@ -1492,12 +1384,6 @@
         </w:tc>
       </w:tr>
       <w:tr>
-        <w:tblPrEx>
-          <w:tblCellMar>
-            <w:top w:w="0" w:type="dxa"/>
-            <w:bottom w:w="0" w:type="dxa"/>
-          </w:tblCellMar>
-        </w:tblPrEx>
         <w:tc>
           <w:tcPr>
             <w:tcW w:w="2400" w:type="dxa"/>
@@ -1555,12 +1441,6 @@
         </w:tc>
       </w:tr>
       <w:tr>
-        <w:tblPrEx>
-          <w:tblCellMar>
-            <w:top w:w="0" w:type="dxa"/>
-            <w:bottom w:w="0" w:type="dxa"/>
-          </w:tblCellMar>
-        </w:tblPrEx>
         <w:tc>
           <w:tcPr>
             <w:tcW w:w="2400" w:type="dxa"/>
@@ -1620,12 +1500,6 @@
         </w:tc>
       </w:tr>
       <w:tr>
-        <w:tblPrEx>
-          <w:tblCellMar>
-            <w:top w:w="0" w:type="dxa"/>
-            <w:bottom w:w="0" w:type="dxa"/>
-          </w:tblCellMar>
-        </w:tblPrEx>
         <w:tc>
           <w:tcPr>
             <w:tcW w:w="2400" w:type="dxa"/>
@@ -1720,10 +1594,7 @@
         <w:spacing w:after="80"/>
       </w:pPr>
       <w:r>
-        <w:t>Sprint 1 (v1.0.</w:t>
-      </w:r>
-      <w:r>
-        <w:t>0): Autenticación, usuarios, clientes, proveedores, seguridad base</w:t>
+        <w:t>Sprint 1 (v1.0.0): Autenticación, usuarios, clientes, proveedores, seguridad base</w:t>
       </w:r>
     </w:p>
     <w:p>
@@ -1768,13 +1639,7 @@
         <w:rPr>
           <w:color w:val="FFFFFF"/>
         </w:rPr>
-        <w:t>3</w:t>
-      </w:r>
-      <w:r>
-        <w:rPr>
-          <w:color w:val="FFFFFF"/>
-        </w:rPr>
-        <w:t>.3 Descripción técnica</w:t>
+        <w:t>3.3 Descripción técnica</w:t>
       </w:r>
     </w:p>
     <w:tbl>
@@ -1799,12 +1664,6 @@
         <w:gridCol w:w="6960"/>
       </w:tblGrid>
       <w:tr>
-        <w:tblPrEx>
-          <w:tblCellMar>
-            <w:top w:w="0" w:type="dxa"/>
-            <w:bottom w:w="0" w:type="dxa"/>
-          </w:tblCellMar>
-        </w:tblPrEx>
         <w:tc>
           <w:tcPr>
             <w:tcW w:w="2400" w:type="dxa"/>
@@ -1875,12 +1734,6 @@
         </w:tc>
       </w:tr>
       <w:tr>
-        <w:tblPrEx>
-          <w:tblCellMar>
-            <w:top w:w="0" w:type="dxa"/>
-            <w:bottom w:w="0" w:type="dxa"/>
-          </w:tblCellMar>
-        </w:tblPrEx>
         <w:tc>
           <w:tcPr>
             <w:tcW w:w="2400" w:type="dxa"/>
@@ -1938,12 +1791,6 @@
         </w:tc>
       </w:tr>
       <w:tr>
-        <w:tblPrEx>
-          <w:tblCellMar>
-            <w:top w:w="0" w:type="dxa"/>
-            <w:bottom w:w="0" w:type="dxa"/>
-          </w:tblCellMar>
-        </w:tblPrEx>
         <w:tc>
           <w:tcPr>
             <w:tcW w:w="2400" w:type="dxa"/>
@@ -2002,12 +1849,6 @@
         </w:tc>
       </w:tr>
       <w:tr>
-        <w:tblPrEx>
-          <w:tblCellMar>
-            <w:top w:w="0" w:type="dxa"/>
-            <w:bottom w:w="0" w:type="dxa"/>
-          </w:tblCellMar>
-        </w:tblPrEx>
         <w:tc>
           <w:tcPr>
             <w:tcW w:w="2400" w:type="dxa"/>
@@ -2065,12 +1906,6 @@
         </w:tc>
       </w:tr>
       <w:tr>
-        <w:tblPrEx>
-          <w:tblCellMar>
-            <w:top w:w="0" w:type="dxa"/>
-            <w:bottom w:w="0" w:type="dxa"/>
-          </w:tblCellMar>
-        </w:tblPrEx>
         <w:tc>
           <w:tcPr>
             <w:tcW w:w="2400" w:type="dxa"/>
@@ -2129,12 +1964,6 @@
         </w:tc>
       </w:tr>
       <w:tr>
-        <w:tblPrEx>
-          <w:tblCellMar>
-            <w:top w:w="0" w:type="dxa"/>
-            <w:bottom w:w="0" w:type="dxa"/>
-          </w:tblCellMar>
-        </w:tblPrEx>
         <w:tc>
           <w:tcPr>
             <w:tcW w:w="2400" w:type="dxa"/>
@@ -2192,12 +2021,6 @@
         </w:tc>
       </w:tr>
       <w:tr>
-        <w:tblPrEx>
-          <w:tblCellMar>
-            <w:top w:w="0" w:type="dxa"/>
-            <w:bottom w:w="0" w:type="dxa"/>
-          </w:tblCellMar>
-        </w:tblPrEx>
         <w:tc>
           <w:tcPr>
             <w:tcW w:w="2400" w:type="dxa"/>
@@ -2256,12 +2079,6 @@
         </w:tc>
       </w:tr>
       <w:tr>
-        <w:tblPrEx>
-          <w:tblCellMar>
-            <w:top w:w="0" w:type="dxa"/>
-            <w:bottom w:w="0" w:type="dxa"/>
-          </w:tblCellMar>
-        </w:tblPrEx>
         <w:tc>
           <w:tcPr>
             <w:tcW w:w="2400" w:type="dxa"/>
@@ -2319,12 +2136,6 @@
         </w:tc>
       </w:tr>
       <w:tr>
-        <w:tblPrEx>
-          <w:tblCellMar>
-            <w:top w:w="0" w:type="dxa"/>
-            <w:bottom w:w="0" w:type="dxa"/>
-          </w:tblCellMar>
-        </w:tblPrEx>
         <w:tc>
           <w:tcPr>
             <w:tcW w:w="2400" w:type="dxa"/>
@@ -2383,12 +2194,6 @@
         </w:tc>
       </w:tr>
       <w:tr>
-        <w:tblPrEx>
-          <w:tblCellMar>
-            <w:top w:w="0" w:type="dxa"/>
-            <w:bottom w:w="0" w:type="dxa"/>
-          </w:tblCellMar>
-        </w:tblPrEx>
         <w:tc>
           <w:tcPr>
             <w:tcW w:w="2400" w:type="dxa"/>
@@ -2446,12 +2251,6 @@
         </w:tc>
       </w:tr>
       <w:tr>
-        <w:tblPrEx>
-          <w:tblCellMar>
-            <w:top w:w="0" w:type="dxa"/>
-            <w:bottom w:w="0" w:type="dxa"/>
-          </w:tblCellMar>
-        </w:tblPrEx>
         <w:tc>
           <w:tcPr>
             <w:tcW w:w="2400" w:type="dxa"/>
@@ -2510,12 +2309,6 @@
         </w:tc>
       </w:tr>
       <w:tr>
-        <w:tblPrEx>
-          <w:tblCellMar>
-            <w:top w:w="0" w:type="dxa"/>
-            <w:bottom w:w="0" w:type="dxa"/>
-          </w:tblCellMar>
-        </w:tblPrEx>
         <w:tc>
           <w:tcPr>
             <w:tcW w:w="2400" w:type="dxa"/>
@@ -2628,10 +2421,7 @@
         <w:spacing w:after="80"/>
       </w:pPr>
       <w:r>
-        <w:t>HU-03: CRUD de clientes con soporte de documentos CC, NIT, CE y díg</w:t>
-      </w:r>
-      <w:r>
-        <w:t>ito de verificación</w:t>
+        <w:t>HU-03: CRUD de clientes con soporte de documentos CC, NIT, CE y dígito de verificación</w:t>
       </w:r>
     </w:p>
     <w:p>
@@ -2670,10 +2460,7 @@
         <w:spacing w:after="80"/>
       </w:pPr>
       <w:r>
-        <w:t>HU-06: Control de inventario: tipos de produc</w:t>
-      </w:r>
-      <w:r>
-        <w:t>to dinámicos, ajuste manual de stock, historial de movimientos</w:t>
+        <w:t>HU-06: Control de inventario: tipos de producto dinámicos, ajuste manual de stock, historial de movimientos</w:t>
       </w:r>
     </w:p>
     <w:p>
@@ -2713,10 +2500,7 @@
         <w:spacing w:after="160"/>
       </w:pPr>
       <w:r>
-        <w:t>Las pruebas siguieron el patrón AAA (Arrange – Act – Assert) tanto en la suite PHPUnit como en la suite E2E. Cada caso de prueba especifica claramente: el estado inicial del sistema (Arrange), la acción ejecutada (Act) y los criterios de verificación del r</w:t>
-      </w:r>
-      <w:r>
-        <w:t>esultado (Assert).</w:t>
+        <w:t>Las pruebas siguieron el patrón AAA (Arrange – Act – Assert) tanto en la suite PHPUnit como en la suite E2E. Cada caso de prueba especifica claramente: el estado inicial del sistema (Arrange), la acción ejecutada (Act) y los criterios de verificación del resultado (Assert).</w:t>
       </w:r>
     </w:p>
     <w:tbl>
@@ -2741,12 +2525,6 @@
         <w:gridCol w:w="6760"/>
       </w:tblGrid>
       <w:tr>
-        <w:tblPrEx>
-          <w:tblCellMar>
-            <w:top w:w="0" w:type="dxa"/>
-            <w:bottom w:w="0" w:type="dxa"/>
-          </w:tblCellMar>
-        </w:tblPrEx>
         <w:tc>
           <w:tcPr>
             <w:tcW w:w="2600" w:type="dxa"/>
@@ -2818,12 +2596,6 @@
         </w:tc>
       </w:tr>
       <w:tr>
-        <w:tblPrEx>
-          <w:tblCellMar>
-            <w:top w:w="0" w:type="dxa"/>
-            <w:bottom w:w="0" w:type="dxa"/>
-          </w:tblCellMar>
-        </w:tblPrEx>
         <w:tc>
           <w:tcPr>
             <w:tcW w:w="2600" w:type="dxa"/>
@@ -2881,12 +2653,6 @@
         </w:tc>
       </w:tr>
       <w:tr>
-        <w:tblPrEx>
-          <w:tblCellMar>
-            <w:top w:w="0" w:type="dxa"/>
-            <w:bottom w:w="0" w:type="dxa"/>
-          </w:tblCellMar>
-        </w:tblPrEx>
         <w:tc>
           <w:tcPr>
             <w:tcW w:w="2600" w:type="dxa"/>
@@ -2945,12 +2711,6 @@
         </w:tc>
       </w:tr>
       <w:tr>
-        <w:tblPrEx>
-          <w:tblCellMar>
-            <w:top w:w="0" w:type="dxa"/>
-            <w:bottom w:w="0" w:type="dxa"/>
-          </w:tblCellMar>
-        </w:tblPrEx>
         <w:tc>
           <w:tcPr>
             <w:tcW w:w="2600" w:type="dxa"/>
@@ -3008,12 +2768,6 @@
         </w:tc>
       </w:tr>
       <w:tr>
-        <w:tblPrEx>
-          <w:tblCellMar>
-            <w:top w:w="0" w:type="dxa"/>
-            <w:bottom w:w="0" w:type="dxa"/>
-          </w:tblCellMar>
-        </w:tblPrEx>
         <w:tc>
           <w:tcPr>
             <w:tcW w:w="2600" w:type="dxa"/>
@@ -3072,12 +2826,6 @@
         </w:tc>
       </w:tr>
       <w:tr>
-        <w:tblPrEx>
-          <w:tblCellMar>
-            <w:top w:w="0" w:type="dxa"/>
-            <w:bottom w:w="0" w:type="dxa"/>
-          </w:tblCellMar>
-        </w:tblPrEx>
         <w:tc>
           <w:tcPr>
             <w:tcW w:w="2600" w:type="dxa"/>
@@ -3135,12 +2883,6 @@
         </w:tc>
       </w:tr>
       <w:tr>
-        <w:tblPrEx>
-          <w:tblCellMar>
-            <w:top w:w="0" w:type="dxa"/>
-            <w:bottom w:w="0" w:type="dxa"/>
-          </w:tblCellMar>
-        </w:tblPrEx>
         <w:tc>
           <w:tcPr>
             <w:tcW w:w="2600" w:type="dxa"/>
@@ -3199,12 +2941,6 @@
         </w:tc>
       </w:tr>
       <w:tr>
-        <w:tblPrEx>
-          <w:tblCellMar>
-            <w:top w:w="0" w:type="dxa"/>
-            <w:bottom w:w="0" w:type="dxa"/>
-          </w:tblCellMar>
-        </w:tblPrEx>
         <w:tc>
           <w:tcPr>
             <w:tcW w:w="2600" w:type="dxa"/>
@@ -3305,12 +3041,6 @@
         <w:gridCol w:w="2800"/>
       </w:tblGrid>
       <w:tr>
-        <w:tblPrEx>
-          <w:tblCellMar>
-            <w:top w:w="0" w:type="dxa"/>
-            <w:bottom w:w="0" w:type="dxa"/>
-          </w:tblCellMar>
-        </w:tblPrEx>
         <w:tc>
           <w:tcPr>
             <w:tcW w:w="1200" w:type="dxa"/>
@@ -3449,12 +3179,6 @@
         </w:tc>
       </w:tr>
       <w:tr>
-        <w:tblPrEx>
-          <w:tblCellMar>
-            <w:top w:w="0" w:type="dxa"/>
-            <w:bottom w:w="0" w:type="dxa"/>
-          </w:tblCellMar>
-        </w:tblPrEx>
         <w:tc>
           <w:tcPr>
             <w:tcW w:w="1200" w:type="dxa"/>
@@ -3536,7 +3260,7 @@
                 <w:sz w:val="18"/>
                 <w:szCs w:val="18"/>
               </w:rPr>
-              <w:t>Ene – Feb 2026</w:t>
+              <w:t>Mayo 2026</w:t>
             </w:r>
           </w:p>
         </w:tc>
@@ -3569,12 +3293,6 @@
         </w:tc>
       </w:tr>
       <w:tr>
-        <w:tblPrEx>
-          <w:tblCellMar>
-            <w:top w:w="0" w:type="dxa"/>
-            <w:bottom w:w="0" w:type="dxa"/>
-          </w:tblCellMar>
-        </w:tblPrEx>
         <w:tc>
           <w:tcPr>
             <w:tcW w:w="1200" w:type="dxa"/>
@@ -3658,7 +3376,7 @@
                 <w:sz w:val="18"/>
                 <w:szCs w:val="18"/>
               </w:rPr>
-              <w:t>Feb – Mar 2026</w:t>
+              <w:t>Mayo 2026</w:t>
             </w:r>
           </w:p>
         </w:tc>
@@ -3692,12 +3410,6 @@
         </w:tc>
       </w:tr>
       <w:tr>
-        <w:tblPrEx>
-          <w:tblCellMar>
-            <w:top w:w="0" w:type="dxa"/>
-            <w:bottom w:w="0" w:type="dxa"/>
-          </w:tblCellMar>
-        </w:tblPrEx>
         <w:tc>
           <w:tcPr>
             <w:tcW w:w="1200" w:type="dxa"/>
@@ -3779,7 +3491,7 @@
                 <w:sz w:val="18"/>
                 <w:szCs w:val="18"/>
               </w:rPr>
-              <w:t>Mar – Abr 2026</w:t>
+              <w:t>Mayo 2026</w:t>
             </w:r>
           </w:p>
         </w:tc>
@@ -3812,12 +3524,6 @@
         </w:tc>
       </w:tr>
       <w:tr>
-        <w:tblPrEx>
-          <w:tblCellMar>
-            <w:top w:w="0" w:type="dxa"/>
-            <w:bottom w:w="0" w:type="dxa"/>
-          </w:tblCellMar>
-        </w:tblPrEx>
         <w:tc>
           <w:tcPr>
             <w:tcW w:w="1200" w:type="dxa"/>
@@ -3901,7 +3607,7 @@
                 <w:sz w:val="18"/>
                 <w:szCs w:val="18"/>
               </w:rPr>
-              <w:t>Abr – May 2026</w:t>
+              <w:t>Mayo 2026</w:t>
             </w:r>
           </w:p>
         </w:tc>
@@ -3935,12 +3641,6 @@
         </w:tc>
       </w:tr>
       <w:tr>
-        <w:tblPrEx>
-          <w:tblCellMar>
-            <w:top w:w="0" w:type="dxa"/>
-            <w:bottom w:w="0" w:type="dxa"/>
-          </w:tblCellMar>
-        </w:tblPrEx>
         <w:tc>
           <w:tcPr>
             <w:tcW w:w="1200" w:type="dxa"/>
@@ -4143,13 +3843,7 @@
         <w:rPr>
           <w:color w:val="FFFFFF"/>
         </w:rPr>
-        <w:t>6.2</w:t>
-      </w:r>
-      <w:r>
-        <w:rPr>
-          <w:color w:val="FFFFFF"/>
-        </w:rPr>
-        <w:t xml:space="preserve"> Recursos de software</w:t>
+        <w:t>6.2 Recursos de software</w:t>
       </w:r>
     </w:p>
     <w:tbl>
@@ -4175,12 +3869,6 @@
         <w:gridCol w:w="4160"/>
       </w:tblGrid>
       <w:tr>
-        <w:tblPrEx>
-          <w:tblCellMar>
-            <w:top w:w="0" w:type="dxa"/>
-            <w:bottom w:w="0" w:type="dxa"/>
-          </w:tblCellMar>
-        </w:tblPrEx>
         <w:tc>
           <w:tcPr>
             <w:tcW w:w="2400" w:type="dxa"/>
@@ -4285,12 +3973,6 @@
         </w:tc>
       </w:tr>
       <w:tr>
-        <w:tblPrEx>
-          <w:tblCellMar>
-            <w:top w:w="0" w:type="dxa"/>
-            <w:bottom w:w="0" w:type="dxa"/>
-          </w:tblCellMar>
-        </w:tblPrEx>
         <w:tc>
           <w:tcPr>
             <w:tcW w:w="2400" w:type="dxa"/>
@@ -4375,12 +4057,6 @@
         </w:tc>
       </w:tr>
       <w:tr>
-        <w:tblPrEx>
-          <w:tblCellMar>
-            <w:top w:w="0" w:type="dxa"/>
-            <w:bottom w:w="0" w:type="dxa"/>
-          </w:tblCellMar>
-        </w:tblPrEx>
         <w:tc>
           <w:tcPr>
             <w:tcW w:w="2400" w:type="dxa"/>
@@ -4467,12 +4143,6 @@
         </w:tc>
       </w:tr>
       <w:tr>
-        <w:tblPrEx>
-          <w:tblCellMar>
-            <w:top w:w="0" w:type="dxa"/>
-            <w:bottom w:w="0" w:type="dxa"/>
-          </w:tblCellMar>
-        </w:tblPrEx>
         <w:tc>
           <w:tcPr>
             <w:tcW w:w="2400" w:type="dxa"/>
@@ -4557,12 +4227,6 @@
         </w:tc>
       </w:tr>
       <w:tr>
-        <w:tblPrEx>
-          <w:tblCellMar>
-            <w:top w:w="0" w:type="dxa"/>
-            <w:bottom w:w="0" w:type="dxa"/>
-          </w:tblCellMar>
-        </w:tblPrEx>
         <w:tc>
           <w:tcPr>
             <w:tcW w:w="2400" w:type="dxa"/>
@@ -4649,12 +4313,6 @@
         </w:tc>
       </w:tr>
       <w:tr>
-        <w:tblPrEx>
-          <w:tblCellMar>
-            <w:top w:w="0" w:type="dxa"/>
-            <w:bottom w:w="0" w:type="dxa"/>
-          </w:tblCellMar>
-        </w:tblPrEx>
         <w:tc>
           <w:tcPr>
             <w:tcW w:w="2400" w:type="dxa"/>
@@ -4739,12 +4397,6 @@
         </w:tc>
       </w:tr>
       <w:tr>
-        <w:tblPrEx>
-          <w:tblCellMar>
-            <w:top w:w="0" w:type="dxa"/>
-            <w:bottom w:w="0" w:type="dxa"/>
-          </w:tblCellMar>
-        </w:tblPrEx>
         <w:tc>
           <w:tcPr>
             <w:tcW w:w="2400" w:type="dxa"/>
@@ -4831,12 +4483,6 @@
         </w:tc>
       </w:tr>
       <w:tr>
-        <w:tblPrEx>
-          <w:tblCellMar>
-            <w:top w:w="0" w:type="dxa"/>
-            <w:bottom w:w="0" w:type="dxa"/>
-          </w:tblCellMar>
-        </w:tblPrEx>
         <w:tc>
           <w:tcPr>
             <w:tcW w:w="2400" w:type="dxa"/>
@@ -4921,12 +4567,6 @@
         </w:tc>
       </w:tr>
       <w:tr>
-        <w:tblPrEx>
-          <w:tblCellMar>
-            <w:top w:w="0" w:type="dxa"/>
-            <w:bottom w:w="0" w:type="dxa"/>
-          </w:tblCellMar>
-        </w:tblPrEx>
         <w:tc>
           <w:tcPr>
             <w:tcW w:w="2400" w:type="dxa"/>
@@ -5013,12 +4653,6 @@
         </w:tc>
       </w:tr>
       <w:tr>
-        <w:tblPrEx>
-          <w:tblCellMar>
-            <w:top w:w="0" w:type="dxa"/>
-            <w:bottom w:w="0" w:type="dxa"/>
-          </w:tblCellMar>
-        </w:tblPrEx>
         <w:tc>
           <w:tcPr>
             <w:tcW w:w="2400" w:type="dxa"/>
@@ -5103,12 +4737,6 @@
         </w:tc>
       </w:tr>
       <w:tr>
-        <w:tblPrEx>
-          <w:tblCellMar>
-            <w:top w:w="0" w:type="dxa"/>
-            <w:bottom w:w="0" w:type="dxa"/>
-          </w:tblCellMar>
-        </w:tblPrEx>
         <w:tc>
           <w:tcPr>
             <w:tcW w:w="2400" w:type="dxa"/>
@@ -5196,12 +4824,6 @@
         </w:tc>
       </w:tr>
       <w:tr>
-        <w:tblPrEx>
-          <w:tblCellMar>
-            <w:top w:w="0" w:type="dxa"/>
-            <w:bottom w:w="0" w:type="dxa"/>
-          </w:tblCellMar>
-        </w:tblPrEx>
         <w:tc>
           <w:tcPr>
             <w:tcW w:w="2400" w:type="dxa"/>
@@ -5286,12 +4908,6 @@
         </w:tc>
       </w:tr>
       <w:tr>
-        <w:tblPrEx>
-          <w:tblCellMar>
-            <w:top w:w="0" w:type="dxa"/>
-            <w:bottom w:w="0" w:type="dxa"/>
-          </w:tblCellMar>
-        </w:tblPrEx>
         <w:tc>
           <w:tcPr>
             <w:tcW w:w="2400" w:type="dxa"/>
@@ -5378,12 +4994,6 @@
         </w:tc>
       </w:tr>
       <w:tr>
-        <w:tblPrEx>
-          <w:tblCellMar>
-            <w:top w:w="0" w:type="dxa"/>
-            <w:bottom w:w="0" w:type="dxa"/>
-          </w:tblCellMar>
-        </w:tblPrEx>
         <w:tc>
           <w:tcPr>
             <w:tcW w:w="2400" w:type="dxa"/>
@@ -5468,12 +5078,6 @@
         </w:tc>
       </w:tr>
       <w:tr>
-        <w:tblPrEx>
-          <w:tblCellMar>
-            <w:top w:w="0" w:type="dxa"/>
-            <w:bottom w:w="0" w:type="dxa"/>
-          </w:tblCellMar>
-        </w:tblPrEx>
         <w:tc>
           <w:tcPr>
             <w:tcW w:w="2400" w:type="dxa"/>
@@ -5635,10 +5239,7 @@
         <w:spacing w:after="160"/>
       </w:pPr>
       <w:r>
-        <w:t>Se identificaron siete objetos de prueba (módulos), uno por cada historia de usuario. Para cada objeto se ejecutaron pruebas unitarias (PHPUnit)</w:t>
-      </w:r>
-      <w:r>
-        <w:t xml:space="preserve"> y pruebas funcionales E2E (Selenium). A continuación se describen los casos más representativos de cada módulo.</w:t>
+        <w:t>Se identificaron siete objetos de prueba (módulos), uno por cada historia de usuario. Para cada objeto se ejecutaron pruebas unitarias (PHPUnit) y pruebas funcionales E2E (Selenium). A continuación se describen los casos más representativos de cada módulo.</w:t>
       </w:r>
     </w:p>
     <w:p>
@@ -5665,10 +5266,7 @@
         <w:spacing w:after="160"/>
       </w:pPr>
       <w:r>
-        <w:t>Cubre la autenticación, creación, edición y eliminación de cuentas de usuario con los tres roles del sistema. Las pruebas unitarias validan las reglas de la contraseña segura (mínimo 8 caracteres, mayúscula, número) y la integridad del proceso de login. La</w:t>
-      </w:r>
-      <w:r>
-        <w:t>s pruebas E2E verifican el flujo completo de inicio de sesión por rol, la redirección a dashboard, el logout y la protección de rutas.</w:t>
+        <w:t>Cubre la autenticación, creación, edición y eliminación de cuentas de usuario con los tres roles del sistema. Las pruebas unitarias validan las reglas de la contraseña segura (mínimo 8 caracteres, mayúscula, número) y la integridad del proceso de login. Las pruebas E2E verifican el flujo completo de inicio de sesión por rol, la redirección a dashboard, el logout y la protección de rutas.</w:t>
       </w:r>
     </w:p>
     <w:tbl>
@@ -5696,12 +5294,6 @@
         <w:gridCol w:w="956"/>
       </w:tblGrid>
       <w:tr>
-        <w:tblPrEx>
-          <w:tblCellMar>
-            <w:top w:w="0" w:type="dxa"/>
-            <w:bottom w:w="0" w:type="dxa"/>
-          </w:tblCellMar>
-        </w:tblPrEx>
         <w:tc>
           <w:tcPr>
             <w:tcW w:w="900" w:type="dxa"/>
@@ -5874,12 +5466,6 @@
         </w:tc>
       </w:tr>
       <w:tr>
-        <w:tblPrEx>
-          <w:tblCellMar>
-            <w:top w:w="0" w:type="dxa"/>
-            <w:bottom w:w="0" w:type="dxa"/>
-          </w:tblCellMar>
-        </w:tblPrEx>
         <w:tc>
           <w:tcPr>
             <w:tcW w:w="900" w:type="dxa"/>
@@ -6021,12 +5607,6 @@
         </w:tc>
       </w:tr>
       <w:tr>
-        <w:tblPrEx>
-          <w:tblCellMar>
-            <w:top w:w="0" w:type="dxa"/>
-            <w:bottom w:w="0" w:type="dxa"/>
-          </w:tblCellMar>
-        </w:tblPrEx>
         <w:tc>
           <w:tcPr>
             <w:tcW w:w="900" w:type="dxa"/>
@@ -6173,12 +5753,6 @@
         </w:tc>
       </w:tr>
       <w:tr>
-        <w:tblPrEx>
-          <w:tblCellMar>
-            <w:top w:w="0" w:type="dxa"/>
-            <w:bottom w:w="0" w:type="dxa"/>
-          </w:tblCellMar>
-        </w:tblPrEx>
         <w:tc>
           <w:tcPr>
             <w:tcW w:w="900" w:type="dxa"/>
@@ -6320,12 +5894,6 @@
         </w:tc>
       </w:tr>
       <w:tr>
-        <w:tblPrEx>
-          <w:tblCellMar>
-            <w:top w:w="0" w:type="dxa"/>
-            <w:bottom w:w="0" w:type="dxa"/>
-          </w:tblCellMar>
-        </w:tblPrEx>
         <w:tc>
           <w:tcPr>
             <w:tcW w:w="900" w:type="dxa"/>
@@ -6472,12 +6040,6 @@
         </w:tc>
       </w:tr>
       <w:tr>
-        <w:tblPrEx>
-          <w:tblCellMar>
-            <w:top w:w="0" w:type="dxa"/>
-            <w:bottom w:w="0" w:type="dxa"/>
-          </w:tblCellMar>
-        </w:tblPrEx>
         <w:tc>
           <w:tcPr>
             <w:tcW w:w="900" w:type="dxa"/>
@@ -6619,12 +6181,6 @@
         </w:tc>
       </w:tr>
       <w:tr>
-        <w:tblPrEx>
-          <w:tblCellMar>
-            <w:top w:w="0" w:type="dxa"/>
-            <w:bottom w:w="0" w:type="dxa"/>
-          </w:tblCellMar>
-        </w:tblPrEx>
         <w:tc>
           <w:tcPr>
             <w:tcW w:w="900" w:type="dxa"/>
@@ -6771,12 +6327,6 @@
         </w:tc>
       </w:tr>
       <w:tr>
-        <w:tblPrEx>
-          <w:tblCellMar>
-            <w:top w:w="0" w:type="dxa"/>
-            <w:bottom w:w="0" w:type="dxa"/>
-          </w:tblCellMar>
-        </w:tblPrEx>
         <w:tc>
           <w:tcPr>
             <w:tcW w:w="900" w:type="dxa"/>
@@ -6970,12 +6520,6 @@
         <w:gridCol w:w="1093"/>
       </w:tblGrid>
       <w:tr>
-        <w:tblPrEx>
-          <w:tblCellMar>
-            <w:top w:w="0" w:type="dxa"/>
-            <w:bottom w:w="0" w:type="dxa"/>
-          </w:tblCellMar>
-        </w:tblPrEx>
         <w:tc>
           <w:tcPr>
             <w:tcW w:w="900" w:type="dxa"/>
@@ -7074,17 +6618,7 @@
                 <w:sz w:val="18"/>
                 <w:szCs w:val="18"/>
               </w:rPr>
-              <w:t>Da</w:t>
-            </w:r>
-            <w:r>
-              <w:rPr>
-                <w:b/>
-                <w:bCs/>
-                <w:color w:val="FFFFFF"/>
-                <w:sz w:val="18"/>
-                <w:szCs w:val="18"/>
-              </w:rPr>
-              <w:t>to de entrada</w:t>
+              <w:t>Dato de entrada</w:t>
             </w:r>
           </w:p>
         </w:tc>
@@ -7158,12 +6692,6 @@
         </w:tc>
       </w:tr>
       <w:tr>
-        <w:tblPrEx>
-          <w:tblCellMar>
-            <w:top w:w="0" w:type="dxa"/>
-            <w:bottom w:w="0" w:type="dxa"/>
-          </w:tblCellMar>
-        </w:tblPrEx>
         <w:tc>
           <w:tcPr>
             <w:tcW w:w="900" w:type="dxa"/>
@@ -7305,12 +6833,6 @@
         </w:tc>
       </w:tr>
       <w:tr>
-        <w:tblPrEx>
-          <w:tblCellMar>
-            <w:top w:w="0" w:type="dxa"/>
-            <w:bottom w:w="0" w:type="dxa"/>
-          </w:tblCellMar>
-        </w:tblPrEx>
         <w:tc>
           <w:tcPr>
             <w:tcW w:w="900" w:type="dxa"/>
@@ -7457,12 +6979,6 @@
         </w:tc>
       </w:tr>
       <w:tr>
-        <w:tblPrEx>
-          <w:tblCellMar>
-            <w:top w:w="0" w:type="dxa"/>
-            <w:bottom w:w="0" w:type="dxa"/>
-          </w:tblCellMar>
-        </w:tblPrEx>
         <w:tc>
           <w:tcPr>
             <w:tcW w:w="900" w:type="dxa"/>
@@ -7604,12 +7120,6 @@
         </w:tc>
       </w:tr>
       <w:tr>
-        <w:tblPrEx>
-          <w:tblCellMar>
-            <w:top w:w="0" w:type="dxa"/>
-            <w:bottom w:w="0" w:type="dxa"/>
-          </w:tblCellMar>
-        </w:tblPrEx>
         <w:tc>
           <w:tcPr>
             <w:tcW w:w="900" w:type="dxa"/>
@@ -7756,12 +7266,6 @@
         </w:tc>
       </w:tr>
       <w:tr>
-        <w:tblPrEx>
-          <w:tblCellMar>
-            <w:top w:w="0" w:type="dxa"/>
-            <w:bottom w:w="0" w:type="dxa"/>
-          </w:tblCellMar>
-        </w:tblPrEx>
         <w:tc>
           <w:tcPr>
             <w:tcW w:w="900" w:type="dxa"/>
@@ -7903,12 +7407,6 @@
         </w:tc>
       </w:tr>
       <w:tr>
-        <w:tblPrEx>
-          <w:tblCellMar>
-            <w:top w:w="0" w:type="dxa"/>
-            <w:bottom w:w="0" w:type="dxa"/>
-          </w:tblCellMar>
-        </w:tblPrEx>
         <w:tc>
           <w:tcPr>
             <w:tcW w:w="900" w:type="dxa"/>
@@ -8108,12 +7606,6 @@
         <w:gridCol w:w="1074"/>
       </w:tblGrid>
       <w:tr>
-        <w:tblPrEx>
-          <w:tblCellMar>
-            <w:top w:w="0" w:type="dxa"/>
-            <w:bottom w:w="0" w:type="dxa"/>
-          </w:tblCellMar>
-        </w:tblPrEx>
         <w:tc>
           <w:tcPr>
             <w:tcW w:w="900" w:type="dxa"/>
@@ -8246,17 +7738,7 @@
                 <w:sz w:val="18"/>
                 <w:szCs w:val="18"/>
               </w:rPr>
-              <w:t>R</w:t>
-            </w:r>
-            <w:r>
-              <w:rPr>
-                <w:b/>
-                <w:bCs/>
-                <w:color w:val="FFFFFF"/>
-                <w:sz w:val="18"/>
-                <w:szCs w:val="18"/>
-              </w:rPr>
-              <w:t>esultado esperado</w:t>
+              <w:t>Resultado esperado</w:t>
             </w:r>
           </w:p>
         </w:tc>
@@ -8296,12 +7778,6 @@
         </w:tc>
       </w:tr>
       <w:tr>
-        <w:tblPrEx>
-          <w:tblCellMar>
-            <w:top w:w="0" w:type="dxa"/>
-            <w:bottom w:w="0" w:type="dxa"/>
-          </w:tblCellMar>
-        </w:tblPrEx>
         <w:tc>
           <w:tcPr>
             <w:tcW w:w="900" w:type="dxa"/>
@@ -8443,12 +7919,6 @@
         </w:tc>
       </w:tr>
       <w:tr>
-        <w:tblPrEx>
-          <w:tblCellMar>
-            <w:top w:w="0" w:type="dxa"/>
-            <w:bottom w:w="0" w:type="dxa"/>
-          </w:tblCellMar>
-        </w:tblPrEx>
         <w:tc>
           <w:tcPr>
             <w:tcW w:w="900" w:type="dxa"/>
@@ -8595,12 +8065,6 @@
         </w:tc>
       </w:tr>
       <w:tr>
-        <w:tblPrEx>
-          <w:tblCellMar>
-            <w:top w:w="0" w:type="dxa"/>
-            <w:bottom w:w="0" w:type="dxa"/>
-          </w:tblCellMar>
-        </w:tblPrEx>
         <w:tc>
           <w:tcPr>
             <w:tcW w:w="900" w:type="dxa"/>
@@ -8742,12 +8206,6 @@
         </w:tc>
       </w:tr>
       <w:tr>
-        <w:tblPrEx>
-          <w:tblCellMar>
-            <w:top w:w="0" w:type="dxa"/>
-            <w:bottom w:w="0" w:type="dxa"/>
-          </w:tblCellMar>
-        </w:tblPrEx>
         <w:tc>
           <w:tcPr>
             <w:tcW w:w="900" w:type="dxa"/>
@@ -8894,12 +8352,6 @@
         </w:tc>
       </w:tr>
       <w:tr>
-        <w:tblPrEx>
-          <w:tblCellMar>
-            <w:top w:w="0" w:type="dxa"/>
-            <w:bottom w:w="0" w:type="dxa"/>
-          </w:tblCellMar>
-        </w:tblPrEx>
         <w:tc>
           <w:tcPr>
             <w:tcW w:w="900" w:type="dxa"/>
@@ -9041,12 +8493,6 @@
         </w:tc>
       </w:tr>
       <w:tr>
-        <w:tblPrEx>
-          <w:tblCellMar>
-            <w:top w:w="0" w:type="dxa"/>
-            <w:bottom w:w="0" w:type="dxa"/>
-          </w:tblCellMar>
-        </w:tblPrEx>
         <w:tc>
           <w:tcPr>
             <w:tcW w:w="900" w:type="dxa"/>
@@ -9193,12 +8639,6 @@
         </w:tc>
       </w:tr>
       <w:tr>
-        <w:tblPrEx>
-          <w:tblCellMar>
-            <w:top w:w="0" w:type="dxa"/>
-            <w:bottom w:w="0" w:type="dxa"/>
-          </w:tblCellMar>
-        </w:tblPrEx>
         <w:tc>
           <w:tcPr>
             <w:tcW w:w="900" w:type="dxa"/>
@@ -9392,12 +8832,6 @@
         <w:gridCol w:w="1205"/>
       </w:tblGrid>
       <w:tr>
-        <w:tblPrEx>
-          <w:tblCellMar>
-            <w:top w:w="0" w:type="dxa"/>
-            <w:bottom w:w="0" w:type="dxa"/>
-          </w:tblCellMar>
-        </w:tblPrEx>
         <w:tc>
           <w:tcPr>
             <w:tcW w:w="900" w:type="dxa"/>
@@ -9570,12 +9004,6 @@
         </w:tc>
       </w:tr>
       <w:tr>
-        <w:tblPrEx>
-          <w:tblCellMar>
-            <w:top w:w="0" w:type="dxa"/>
-            <w:bottom w:w="0" w:type="dxa"/>
-          </w:tblCellMar>
-        </w:tblPrEx>
         <w:tc>
           <w:tcPr>
             <w:tcW w:w="900" w:type="dxa"/>
@@ -9717,12 +9145,6 @@
         </w:tc>
       </w:tr>
       <w:tr>
-        <w:tblPrEx>
-          <w:tblCellMar>
-            <w:top w:w="0" w:type="dxa"/>
-            <w:bottom w:w="0" w:type="dxa"/>
-          </w:tblCellMar>
-        </w:tblPrEx>
         <w:tc>
           <w:tcPr>
             <w:tcW w:w="900" w:type="dxa"/>
@@ -9869,12 +9291,6 @@
         </w:tc>
       </w:tr>
       <w:tr>
-        <w:tblPrEx>
-          <w:tblCellMar>
-            <w:top w:w="0" w:type="dxa"/>
-            <w:bottom w:w="0" w:type="dxa"/>
-          </w:tblCellMar>
-        </w:tblPrEx>
         <w:tc>
           <w:tcPr>
             <w:tcW w:w="900" w:type="dxa"/>
@@ -10016,12 +9432,6 @@
         </w:tc>
       </w:tr>
       <w:tr>
-        <w:tblPrEx>
-          <w:tblCellMar>
-            <w:top w:w="0" w:type="dxa"/>
-            <w:bottom w:w="0" w:type="dxa"/>
-          </w:tblCellMar>
-        </w:tblPrEx>
         <w:tc>
           <w:tcPr>
             <w:tcW w:w="900" w:type="dxa"/>
@@ -10168,12 +9578,6 @@
         </w:tc>
       </w:tr>
       <w:tr>
-        <w:tblPrEx>
-          <w:tblCellMar>
-            <w:top w:w="0" w:type="dxa"/>
-            <w:bottom w:w="0" w:type="dxa"/>
-          </w:tblCellMar>
-        </w:tblPrEx>
         <w:tc>
           <w:tcPr>
             <w:tcW w:w="900" w:type="dxa"/>
@@ -10315,12 +9719,6 @@
         </w:tc>
       </w:tr>
       <w:tr>
-        <w:tblPrEx>
-          <w:tblCellMar>
-            <w:top w:w="0" w:type="dxa"/>
-            <w:bottom w:w="0" w:type="dxa"/>
-          </w:tblCellMar>
-        </w:tblPrEx>
         <w:tc>
           <w:tcPr>
             <w:tcW w:w="900" w:type="dxa"/>
@@ -10467,12 +9865,6 @@
         </w:tc>
       </w:tr>
       <w:tr>
-        <w:tblPrEx>
-          <w:tblCellMar>
-            <w:top w:w="0" w:type="dxa"/>
-            <w:bottom w:w="0" w:type="dxa"/>
-          </w:tblCellMar>
-        </w:tblPrEx>
         <w:tc>
           <w:tcPr>
             <w:tcW w:w="900" w:type="dxa"/>
@@ -10638,10 +10030,7 @@
         <w:spacing w:after="160"/>
       </w:pPr>
       <w:r>
-        <w:t>Prueba el registro de ventas a cliente registrado y ocasional, la generación del código FAC-YYYY-NNNN, el decremento de stock, el desglose de IVA (0%, 5%, 19%), la generación de factura DIAN y la validación de cantid</w:t>
-      </w:r>
-      <w:r>
-        <w:t>ades enteras/decimales según la unidad del producto.</w:t>
+        <w:t>Prueba el registro de ventas a cliente registrado y ocasional, la generación del código FAC-YYYY-NNNN, el decremento de stock, el desglose de IVA (0%, 5%, 19%), la generación de factura DIAN y la validación de cantidades enteras/decimales según la unidad del producto.</w:t>
       </w:r>
     </w:p>
     <w:tbl>
@@ -10669,12 +10058,6 @@
         <w:gridCol w:w="798"/>
       </w:tblGrid>
       <w:tr>
-        <w:tblPrEx>
-          <w:tblCellMar>
-            <w:top w:w="0" w:type="dxa"/>
-            <w:bottom w:w="0" w:type="dxa"/>
-          </w:tblCellMar>
-        </w:tblPrEx>
         <w:tc>
           <w:tcPr>
             <w:tcW w:w="900" w:type="dxa"/>
@@ -10847,12 +10230,6 @@
         </w:tc>
       </w:tr>
       <w:tr>
-        <w:tblPrEx>
-          <w:tblCellMar>
-            <w:top w:w="0" w:type="dxa"/>
-            <w:bottom w:w="0" w:type="dxa"/>
-          </w:tblCellMar>
-        </w:tblPrEx>
         <w:tc>
           <w:tcPr>
             <w:tcW w:w="900" w:type="dxa"/>
@@ -10994,12 +10371,6 @@
         </w:tc>
       </w:tr>
       <w:tr>
-        <w:tblPrEx>
-          <w:tblCellMar>
-            <w:top w:w="0" w:type="dxa"/>
-            <w:bottom w:w="0" w:type="dxa"/>
-          </w:tblCellMar>
-        </w:tblPrEx>
         <w:tc>
           <w:tcPr>
             <w:tcW w:w="900" w:type="dxa"/>
@@ -11147,12 +10518,6 @@
         </w:tc>
       </w:tr>
       <w:tr>
-        <w:tblPrEx>
-          <w:tblCellMar>
-            <w:top w:w="0" w:type="dxa"/>
-            <w:bottom w:w="0" w:type="dxa"/>
-          </w:tblCellMar>
-        </w:tblPrEx>
         <w:tc>
           <w:tcPr>
             <w:tcW w:w="900" w:type="dxa"/>
@@ -11294,12 +10659,6 @@
         </w:tc>
       </w:tr>
       <w:tr>
-        <w:tblPrEx>
-          <w:tblCellMar>
-            <w:top w:w="0" w:type="dxa"/>
-            <w:bottom w:w="0" w:type="dxa"/>
-          </w:tblCellMar>
-        </w:tblPrEx>
         <w:tc>
           <w:tcPr>
             <w:tcW w:w="900" w:type="dxa"/>
@@ -11446,12 +10805,6 @@
         </w:tc>
       </w:tr>
       <w:tr>
-        <w:tblPrEx>
-          <w:tblCellMar>
-            <w:top w:w="0" w:type="dxa"/>
-            <w:bottom w:w="0" w:type="dxa"/>
-          </w:tblCellMar>
-        </w:tblPrEx>
         <w:tc>
           <w:tcPr>
             <w:tcW w:w="900" w:type="dxa"/>
@@ -11593,12 +10946,6 @@
         </w:tc>
       </w:tr>
       <w:tr>
-        <w:tblPrEx>
-          <w:tblCellMar>
-            <w:top w:w="0" w:type="dxa"/>
-            <w:bottom w:w="0" w:type="dxa"/>
-          </w:tblCellMar>
-        </w:tblPrEx>
         <w:tc>
           <w:tcPr>
             <w:tcW w:w="900" w:type="dxa"/>
@@ -11745,12 +11092,6 @@
         </w:tc>
       </w:tr>
       <w:tr>
-        <w:tblPrEx>
-          <w:tblCellMar>
-            <w:top w:w="0" w:type="dxa"/>
-            <w:bottom w:w="0" w:type="dxa"/>
-          </w:tblCellMar>
-        </w:tblPrEx>
         <w:tc>
           <w:tcPr>
             <w:tcW w:w="900" w:type="dxa"/>
@@ -11916,10 +11257,7 @@
         <w:spacing w:after="160"/>
       </w:pPr>
       <w:r>
-        <w:t>Valida la creación de tipos de producto con unidad de medida heredable, la gestión de productos (stock mínimo, precio de venta), el ajuste manual de stock, el historial de movimientos de inventario (entrada/salida/ajuste) y los indicadores visuales de nive</w:t>
-      </w:r>
-      <w:r>
-        <w:t>l de stock.</w:t>
+        <w:t>Valida la creación de tipos de producto con unidad de medida heredable, la gestión de productos (stock mínimo, precio de venta), el ajuste manual de stock, el historial de movimientos de inventario (entrada/salida/ajuste) y los indicadores visuales de nivel de stock.</w:t>
       </w:r>
     </w:p>
     <w:tbl>
@@ -11947,12 +11285,6 @@
         <w:gridCol w:w="1019"/>
       </w:tblGrid>
       <w:tr>
-        <w:tblPrEx>
-          <w:tblCellMar>
-            <w:top w:w="0" w:type="dxa"/>
-            <w:bottom w:w="0" w:type="dxa"/>
-          </w:tblCellMar>
-        </w:tblPrEx>
         <w:tc>
           <w:tcPr>
             <w:tcW w:w="900" w:type="dxa"/>
@@ -12125,12 +11457,6 @@
         </w:tc>
       </w:tr>
       <w:tr>
-        <w:tblPrEx>
-          <w:tblCellMar>
-            <w:top w:w="0" w:type="dxa"/>
-            <w:bottom w:w="0" w:type="dxa"/>
-          </w:tblCellMar>
-        </w:tblPrEx>
         <w:tc>
           <w:tcPr>
             <w:tcW w:w="900" w:type="dxa"/>
@@ -12272,12 +11598,6 @@
         </w:tc>
       </w:tr>
       <w:tr>
-        <w:tblPrEx>
-          <w:tblCellMar>
-            <w:top w:w="0" w:type="dxa"/>
-            <w:bottom w:w="0" w:type="dxa"/>
-          </w:tblCellMar>
-        </w:tblPrEx>
         <w:tc>
           <w:tcPr>
             <w:tcW w:w="900" w:type="dxa"/>
@@ -12424,12 +11744,6 @@
         </w:tc>
       </w:tr>
       <w:tr>
-        <w:tblPrEx>
-          <w:tblCellMar>
-            <w:top w:w="0" w:type="dxa"/>
-            <w:bottom w:w="0" w:type="dxa"/>
-          </w:tblCellMar>
-        </w:tblPrEx>
         <w:tc>
           <w:tcPr>
             <w:tcW w:w="900" w:type="dxa"/>
@@ -12571,12 +11885,6 @@
         </w:tc>
       </w:tr>
       <w:tr>
-        <w:tblPrEx>
-          <w:tblCellMar>
-            <w:top w:w="0" w:type="dxa"/>
-            <w:bottom w:w="0" w:type="dxa"/>
-          </w:tblCellMar>
-        </w:tblPrEx>
         <w:tc>
           <w:tcPr>
             <w:tcW w:w="900" w:type="dxa"/>
@@ -12723,12 +12031,6 @@
         </w:tc>
       </w:tr>
       <w:tr>
-        <w:tblPrEx>
-          <w:tblCellMar>
-            <w:top w:w="0" w:type="dxa"/>
-            <w:bottom w:w="0" w:type="dxa"/>
-          </w:tblCellMar>
-        </w:tblPrEx>
         <w:tc>
           <w:tcPr>
             <w:tcW w:w="900" w:type="dxa"/>
@@ -12870,12 +12172,6 @@
         </w:tc>
       </w:tr>
       <w:tr>
-        <w:tblPrEx>
-          <w:tblCellMar>
-            <w:top w:w="0" w:type="dxa"/>
-            <w:bottom w:w="0" w:type="dxa"/>
-          </w:tblCellMar>
-        </w:tblPrEx>
         <w:tc>
           <w:tcPr>
             <w:tcW w:w="900" w:type="dxa"/>
@@ -13074,12 +12370,6 @@
         <w:gridCol w:w="1074"/>
       </w:tblGrid>
       <w:tr>
-        <w:tblPrEx>
-          <w:tblCellMar>
-            <w:top w:w="0" w:type="dxa"/>
-            <w:bottom w:w="0" w:type="dxa"/>
-          </w:tblCellMar>
-        </w:tblPrEx>
         <w:tc>
           <w:tcPr>
             <w:tcW w:w="900" w:type="dxa"/>
@@ -13144,17 +12434,7 @@
                 <w:sz w:val="18"/>
                 <w:szCs w:val="18"/>
               </w:rPr>
-              <w:t>No</w:t>
-            </w:r>
-            <w:r>
-              <w:rPr>
-                <w:b/>
-                <w:bCs/>
-                <w:color w:val="FFFFFF"/>
-                <w:sz w:val="18"/>
-                <w:szCs w:val="18"/>
-              </w:rPr>
-              <w:t>mbre del caso</w:t>
+              <w:t>Nombre del caso</w:t>
             </w:r>
           </w:p>
         </w:tc>
@@ -13262,12 +12542,6 @@
         </w:tc>
       </w:tr>
       <w:tr>
-        <w:tblPrEx>
-          <w:tblCellMar>
-            <w:top w:w="0" w:type="dxa"/>
-            <w:bottom w:w="0" w:type="dxa"/>
-          </w:tblCellMar>
-        </w:tblPrEx>
         <w:tc>
           <w:tcPr>
             <w:tcW w:w="900" w:type="dxa"/>
@@ -13418,12 +12692,6 @@
         </w:tc>
       </w:tr>
       <w:tr>
-        <w:tblPrEx>
-          <w:tblCellMar>
-            <w:top w:w="0" w:type="dxa"/>
-            <w:bottom w:w="0" w:type="dxa"/>
-          </w:tblCellMar>
-        </w:tblPrEx>
         <w:tc>
           <w:tcPr>
             <w:tcW w:w="900" w:type="dxa"/>
@@ -13570,12 +12838,6 @@
         </w:tc>
       </w:tr>
       <w:tr>
-        <w:tblPrEx>
-          <w:tblCellMar>
-            <w:top w:w="0" w:type="dxa"/>
-            <w:bottom w:w="0" w:type="dxa"/>
-          </w:tblCellMar>
-        </w:tblPrEx>
         <w:tc>
           <w:tcPr>
             <w:tcW w:w="900" w:type="dxa"/>
@@ -13717,12 +12979,6 @@
         </w:tc>
       </w:tr>
       <w:tr>
-        <w:tblPrEx>
-          <w:tblCellMar>
-            <w:top w:w="0" w:type="dxa"/>
-            <w:bottom w:w="0" w:type="dxa"/>
-          </w:tblCellMar>
-        </w:tblPrEx>
         <w:tc>
           <w:tcPr>
             <w:tcW w:w="900" w:type="dxa"/>
@@ -13869,12 +13125,6 @@
         </w:tc>
       </w:tr>
       <w:tr>
-        <w:tblPrEx>
-          <w:tblCellMar>
-            <w:top w:w="0" w:type="dxa"/>
-            <w:bottom w:w="0" w:type="dxa"/>
-          </w:tblCellMar>
-        </w:tblPrEx>
         <w:tc>
           <w:tcPr>
             <w:tcW w:w="900" w:type="dxa"/>
@@ -14016,12 +13266,6 @@
         </w:tc>
       </w:tr>
       <w:tr>
-        <w:tblPrEx>
-          <w:tblCellMar>
-            <w:top w:w="0" w:type="dxa"/>
-            <w:bottom w:w="0" w:type="dxa"/>
-          </w:tblCellMar>
-        </w:tblPrEx>
         <w:tc>
           <w:tcPr>
             <w:tcW w:w="900" w:type="dxa"/>
@@ -14233,12 +13477,6 @@
         <w:gridCol w:w="1160"/>
       </w:tblGrid>
       <w:tr>
-        <w:tblPrEx>
-          <w:tblCellMar>
-            <w:top w:w="0" w:type="dxa"/>
-            <w:bottom w:w="0" w:type="dxa"/>
-          </w:tblCellMar>
-        </w:tblPrEx>
         <w:tc>
           <w:tcPr>
             <w:tcW w:w="2600" w:type="dxa"/>
@@ -14445,12 +13683,6 @@
         </w:tc>
       </w:tr>
       <w:tr>
-        <w:tblPrEx>
-          <w:tblCellMar>
-            <w:top w:w="0" w:type="dxa"/>
-            <w:bottom w:w="0" w:type="dxa"/>
-          </w:tblCellMar>
-        </w:tblPrEx>
         <w:tc>
           <w:tcPr>
             <w:tcW w:w="2600" w:type="dxa"/>
@@ -14631,12 +13863,6 @@
         </w:tc>
       </w:tr>
       <w:tr>
-        <w:tblPrEx>
-          <w:tblCellMar>
-            <w:top w:w="0" w:type="dxa"/>
-            <w:bottom w:w="0" w:type="dxa"/>
-          </w:tblCellMar>
-        </w:tblPrEx>
         <w:tc>
           <w:tcPr>
             <w:tcW w:w="2600" w:type="dxa"/>
@@ -14823,12 +14049,6 @@
         </w:tc>
       </w:tr>
       <w:tr>
-        <w:tblPrEx>
-          <w:tblCellMar>
-            <w:top w:w="0" w:type="dxa"/>
-            <w:bottom w:w="0" w:type="dxa"/>
-          </w:tblCellMar>
-        </w:tblPrEx>
         <w:tc>
           <w:tcPr>
             <w:tcW w:w="2600" w:type="dxa"/>
@@ -15009,12 +14229,6 @@
         </w:tc>
       </w:tr>
       <w:tr>
-        <w:tblPrEx>
-          <w:tblCellMar>
-            <w:top w:w="0" w:type="dxa"/>
-            <w:bottom w:w="0" w:type="dxa"/>
-          </w:tblCellMar>
-        </w:tblPrEx>
         <w:tc>
           <w:tcPr>
             <w:tcW w:w="2600" w:type="dxa"/>
@@ -15201,12 +14415,6 @@
         </w:tc>
       </w:tr>
       <w:tr>
-        <w:tblPrEx>
-          <w:tblCellMar>
-            <w:top w:w="0" w:type="dxa"/>
-            <w:bottom w:w="0" w:type="dxa"/>
-          </w:tblCellMar>
-        </w:tblPrEx>
         <w:tc>
           <w:tcPr>
             <w:tcW w:w="2600" w:type="dxa"/>
@@ -15387,12 +14595,6 @@
         </w:tc>
       </w:tr>
       <w:tr>
-        <w:tblPrEx>
-          <w:tblCellMar>
-            <w:top w:w="0" w:type="dxa"/>
-            <w:bottom w:w="0" w:type="dxa"/>
-          </w:tblCellMar>
-        </w:tblPrEx>
         <w:tc>
           <w:tcPr>
             <w:tcW w:w="2600" w:type="dxa"/>
@@ -15579,12 +14781,6 @@
         </w:tc>
       </w:tr>
       <w:tr>
-        <w:tblPrEx>
-          <w:tblCellMar>
-            <w:top w:w="0" w:type="dxa"/>
-            <w:bottom w:w="0" w:type="dxa"/>
-          </w:tblCellMar>
-        </w:tblPrEx>
         <w:tc>
           <w:tcPr>
             <w:tcW w:w="2600" w:type="dxa"/>
@@ -15765,12 +14961,6 @@
         </w:tc>
       </w:tr>
       <w:tr>
-        <w:tblPrEx>
-          <w:tblCellMar>
-            <w:top w:w="0" w:type="dxa"/>
-            <w:bottom w:w="0" w:type="dxa"/>
-          </w:tblCellMar>
-        </w:tblPrEx>
         <w:tc>
           <w:tcPr>
             <w:tcW w:w="2600" w:type="dxa"/>
@@ -15957,12 +15147,6 @@
         </w:tc>
       </w:tr>
       <w:tr>
-        <w:tblPrEx>
-          <w:tblCellMar>
-            <w:top w:w="0" w:type="dxa"/>
-            <w:bottom w:w="0" w:type="dxa"/>
-          </w:tblCellMar>
-        </w:tblPrEx>
         <w:tc>
           <w:tcPr>
             <w:tcW w:w="2600" w:type="dxa"/>
@@ -16143,12 +15327,6 @@
         </w:tc>
       </w:tr>
       <w:tr>
-        <w:tblPrEx>
-          <w:tblCellMar>
-            <w:top w:w="0" w:type="dxa"/>
-            <w:bottom w:w="0" w:type="dxa"/>
-          </w:tblCellMar>
-        </w:tblPrEx>
         <w:tc>
           <w:tcPr>
             <w:tcW w:w="2600" w:type="dxa"/>
@@ -16335,12 +15513,6 @@
         </w:tc>
       </w:tr>
       <w:tr>
-        <w:tblPrEx>
-          <w:tblCellMar>
-            <w:top w:w="0" w:type="dxa"/>
-            <w:bottom w:w="0" w:type="dxa"/>
-          </w:tblCellMar>
-        </w:tblPrEx>
         <w:tc>
           <w:tcPr>
             <w:tcW w:w="2600" w:type="dxa"/>
@@ -16521,12 +15693,6 @@
         </w:tc>
       </w:tr>
       <w:tr>
-        <w:tblPrEx>
-          <w:tblCellMar>
-            <w:top w:w="0" w:type="dxa"/>
-            <w:bottom w:w="0" w:type="dxa"/>
-          </w:tblCellMar>
-        </w:tblPrEx>
         <w:tc>
           <w:tcPr>
             <w:tcW w:w="2600" w:type="dxa"/>
@@ -16713,12 +15879,6 @@
         </w:tc>
       </w:tr>
       <w:tr>
-        <w:tblPrEx>
-          <w:tblCellMar>
-            <w:top w:w="0" w:type="dxa"/>
-            <w:bottom w:w="0" w:type="dxa"/>
-          </w:tblCellMar>
-        </w:tblPrEx>
         <w:tc>
           <w:tcPr>
             <w:tcW w:w="2600" w:type="dxa"/>
@@ -16899,12 +16059,6 @@
         </w:tc>
       </w:tr>
       <w:tr>
-        <w:tblPrEx>
-          <w:tblCellMar>
-            <w:top w:w="0" w:type="dxa"/>
-            <w:bottom w:w="0" w:type="dxa"/>
-          </w:tblCellMar>
-        </w:tblPrEx>
         <w:tc>
           <w:tcPr>
             <w:tcW w:w="2600" w:type="dxa"/>
@@ -17091,12 +16245,6 @@
         </w:tc>
       </w:tr>
       <w:tr>
-        <w:tblPrEx>
-          <w:tblCellMar>
-            <w:top w:w="0" w:type="dxa"/>
-            <w:bottom w:w="0" w:type="dxa"/>
-          </w:tblCellMar>
-        </w:tblPrEx>
         <w:tc>
           <w:tcPr>
             <w:tcW w:w="2600" w:type="dxa"/>
@@ -17327,10 +16475,7 @@
         <w:spacing w:after="80"/>
       </w:pPr>
       <w:r>
-        <w:t>El sistema aplica correctamente las restricciones de rol: el Gerente accede en modo Solo lectura a clientes, c</w:t>
-      </w:r>
-      <w:r>
-        <w:t>ompras y ventas; solo el Administrador puede crear productos y eliminar registros maestros.</w:t>
+        <w:t>El sistema aplica correctamente las restricciones de rol: el Gerente accede en modo Solo lectura a clientes, compras y ventas; solo el Administrador puede crear productos y eliminar registros maestros.</w:t>
       </w:r>
     </w:p>
     <w:p>
@@ -17356,10 +16501,7 @@
         <w:spacing w:after="80"/>
       </w:pPr>
       <w:r>
-        <w:t>La generación de factura DIAN incluye todos los campos mínimos re</w:t>
-      </w:r>
-      <w:r>
-        <w:t>queridos (IVA desglosado, total en letras, forma de pago, CUFE).</w:t>
+        <w:t>La generación de factura DIAN incluye todos los campos mínimos requeridos (IVA desglosado, total en letras, forma de pago, CUFE).</w:t>
       </w:r>
     </w:p>
     <w:p>
@@ -17385,10 +16527,7 @@
         <w:spacing w:after="80"/>
       </w:pPr>
       <w:r>
-        <w:t>Se identificaron 11 defectos durante el proceso</w:t>
-      </w:r>
-      <w:r>
-        <w:t xml:space="preserve"> de pruebas, todos resueltos antes del cierre del proyecto.</w:t>
+        <w:t>Se identificaron 11 defectos durante el proceso de pruebas, todos resueltos antes del cierre del proyecto.</w:t>
       </w:r>
     </w:p>
     <w:p>
@@ -17463,12 +16602,6 @@
         <w:gridCol w:w="3957"/>
       </w:tblGrid>
       <w:tr>
-        <w:tblPrEx>
-          <w:tblCellMar>
-            <w:top w:w="0" w:type="dxa"/>
-            <w:bottom w:w="0" w:type="dxa"/>
-          </w:tblCellMar>
-        </w:tblPrEx>
         <w:tc>
           <w:tcPr>
             <w:tcW w:w="580" w:type="dxa"/>
@@ -17669,28 +16802,12 @@
                 <w:sz w:val="18"/>
                 <w:szCs w:val="18"/>
               </w:rPr>
-              <w:t>Descripción y soluci</w:t>
-            </w:r>
-            <w:r>
-              <w:rPr>
-                <w:b/>
-                <w:bCs/>
-                <w:color w:val="FFFFFF"/>
-                <w:sz w:val="18"/>
-                <w:szCs w:val="18"/>
-              </w:rPr>
-              <w:t>ón</w:t>
+              <w:t>Descripción y solución</w:t>
             </w:r>
           </w:p>
         </w:tc>
       </w:tr>
       <w:tr>
-        <w:tblPrEx>
-          <w:tblCellMar>
-            <w:top w:w="0" w:type="dxa"/>
-            <w:bottom w:w="0" w:type="dxa"/>
-          </w:tblCellMar>
-        </w:tblPrEx>
         <w:tc>
           <w:tcPr>
             <w:tcW w:w="580" w:type="dxa"/>
@@ -17891,26 +17008,12 @@
                 <w:sz w:val="16"/>
                 <w:szCs w:val="16"/>
               </w:rPr>
-              <w:t>Reemplazado por funciones puras JS (mostrarModal/ocultarModal) sin dependenci</w:t>
-            </w:r>
-            <w:r>
-              <w:rPr>
-                <w:color w:val="375623"/>
-                <w:sz w:val="16"/>
-                <w:szCs w:val="16"/>
-              </w:rPr>
-              <w:t>a de CDN.</w:t>
+              <w:t>Reemplazado por funciones puras JS (mostrarModal/ocultarModal) sin dependencia de CDN.</w:t>
             </w:r>
           </w:p>
         </w:tc>
       </w:tr>
       <w:tr>
-        <w:tblPrEx>
-          <w:tblCellMar>
-            <w:top w:w="0" w:type="dxa"/>
-            <w:bottom w:w="0" w:type="dxa"/>
-          </w:tblCellMar>
-        </w:tblPrEx>
         <w:tc>
           <w:tcPr>
             <w:tcW w:w="580" w:type="dxa"/>
@@ -18115,26 +17218,12 @@
                 <w:sz w:val="16"/>
                 <w:szCs w:val="16"/>
               </w:rPr>
-              <w:t>Añadi</w:t>
-            </w:r>
-            <w:r>
-              <w:rPr>
-                <w:color w:val="375623"/>
-                <w:sz w:val="16"/>
-                <w:szCs w:val="16"/>
-              </w:rPr>
-              <w:t>do bloque try/catch(PDOException) con redirect de error descriptivo.</w:t>
+              <w:t>Añadido bloque try/catch(PDOException) con redirect de error descriptivo.</w:t>
             </w:r>
           </w:p>
         </w:tc>
       </w:tr>
       <w:tr>
-        <w:tblPrEx>
-          <w:tblCellMar>
-            <w:top w:w="0" w:type="dxa"/>
-            <w:bottom w:w="0" w:type="dxa"/>
-          </w:tblCellMar>
-        </w:tblPrEx>
         <w:tc>
           <w:tcPr>
             <w:tcW w:w="580" w:type="dxa"/>
@@ -18341,12 +17430,6 @@
         </w:tc>
       </w:tr>
       <w:tr>
-        <w:tblPrEx>
-          <w:tblCellMar>
-            <w:top w:w="0" w:type="dxa"/>
-            <w:bottom w:w="0" w:type="dxa"/>
-          </w:tblCellMar>
-        </w:tblPrEx>
         <w:tc>
           <w:tcPr>
             <w:tcW w:w="580" w:type="dxa"/>
@@ -18531,14 +17614,7 @@
                 <w:sz w:val="16"/>
                 <w:szCs w:val="16"/>
               </w:rPr>
-              <w:t>Tests de eliminación (CLI-07, PROV-07, VENT-10) usaban del_btns[-1] asumiendo que el último botón es el recién creado. La lista ordenada alfabéticamente hacía que se seleccionara</w:t>
-            </w:r>
-            <w:r>
-              <w:rPr>
-                <w:sz w:val="16"/>
-                <w:szCs w:val="16"/>
-              </w:rPr>
-              <w:t xml:space="preserve"> un registro antiguo con FK, causando TimeoutException.</w:t>
+              <w:t>Tests de eliminación (CLI-07, PROV-07, VENT-10) usaban del_btns[-1] asumiendo que el último botón es el recién creado. La lista ordenada alfabéticamente hacía que se seleccionara un registro antiguo con FK, causando TimeoutException.</w:t>
             </w:r>
           </w:p>
           <w:p>
@@ -18564,12 +17640,6 @@
         </w:tc>
       </w:tr>
       <w:tr>
-        <w:tblPrEx>
-          <w:tblCellMar>
-            <w:top w:w="0" w:type="dxa"/>
-            <w:bottom w:w="0" w:type="dxa"/>
-          </w:tblCellMar>
-        </w:tblPrEx>
         <w:tc>
           <w:tcPr>
             <w:tcW w:w="580" w:type="dxa"/>
@@ -18769,26 +17839,12 @@
                 <w:sz w:val="16"/>
                 <w:szCs w:val="16"/>
               </w:rPr>
-              <w:t>Navegación directa con driver.get(href) + EC.url_contains()</w:t>
-            </w:r>
-            <w:r>
-              <w:rPr>
-                <w:color w:val="375623"/>
-                <w:sz w:val="16"/>
-                <w:szCs w:val="16"/>
-              </w:rPr>
-              <w:t xml:space="preserve"> sin lambda problemática.</w:t>
+              <w:t>Navegación directa con driver.get(href) + EC.url_contains() sin lambda problemática.</w:t>
             </w:r>
           </w:p>
         </w:tc>
       </w:tr>
       <w:tr>
-        <w:tblPrEx>
-          <w:tblCellMar>
-            <w:top w:w="0" w:type="dxa"/>
-            <w:bottom w:w="0" w:type="dxa"/>
-          </w:tblCellMar>
-        </w:tblPrEx>
         <w:tc>
           <w:tcPr>
             <w:tcW w:w="580" w:type="dxa"/>
@@ -18998,12 +18054,6 @@
         </w:tc>
       </w:tr>
       <w:tr>
-        <w:tblPrEx>
-          <w:tblCellMar>
-            <w:top w:w="0" w:type="dxa"/>
-            <w:bottom w:w="0" w:type="dxa"/>
-          </w:tblCellMar>
-        </w:tblPrEx>
         <w:tc>
           <w:tcPr>
             <w:tcW w:w="580" w:type="dxa"/>
@@ -19203,26 +18253,12 @@
                 <w:sz w:val="16"/>
                 <w:szCs w:val="16"/>
               </w:rPr>
-              <w:t>Supresión selectiva para php:S2259 en sonar-project.propertie</w:t>
-            </w:r>
-            <w:r>
-              <w:rPr>
-                <w:color w:val="375623"/>
-                <w:sz w:val="16"/>
-                <w:szCs w:val="16"/>
-              </w:rPr>
-              <w:t>s.</w:t>
+              <w:t>Supresión selectiva para php:S2259 en sonar-project.properties.</w:t>
             </w:r>
           </w:p>
         </w:tc>
       </w:tr>
       <w:tr>
-        <w:tblPrEx>
-          <w:tblCellMar>
-            <w:top w:w="0" w:type="dxa"/>
-            <w:bottom w:w="0" w:type="dxa"/>
-          </w:tblCellMar>
-        </w:tblPrEx>
         <w:tc>
           <w:tcPr>
             <w:tcW w:w="580" w:type="dxa"/>
@@ -19427,26 +18463,12 @@
                 <w:sz w:val="16"/>
                 <w:szCs w:val="16"/>
               </w:rPr>
-              <w:t>Selectores corregidos a button.btn-ct-primary que</w:t>
-            </w:r>
-            <w:r>
-              <w:rPr>
-                <w:color w:val="375623"/>
-                <w:sz w:val="16"/>
-                <w:szCs w:val="16"/>
-              </w:rPr>
-              <w:t xml:space="preserve"> coincide con la clase real del sistema.</w:t>
+              <w:t>Selectores corregidos a button.btn-ct-primary que coincide con la clase real del sistema.</w:t>
             </w:r>
           </w:p>
         </w:tc>
       </w:tr>
       <w:tr>
-        <w:tblPrEx>
-          <w:tblCellMar>
-            <w:top w:w="0" w:type="dxa"/>
-            <w:bottom w:w="0" w:type="dxa"/>
-          </w:tblCellMar>
-        </w:tblPrEx>
         <w:tc>
           <w:tcPr>
             <w:tcW w:w="580" w:type="dxa"/>
@@ -19652,12 +18674,6 @@
         </w:tc>
       </w:tr>
       <w:tr>
-        <w:tblPrEx>
-          <w:tblCellMar>
-            <w:top w:w="0" w:type="dxa"/>
-            <w:bottom w:w="0" w:type="dxa"/>
-          </w:tblCellMar>
-        </w:tblPrEx>
         <w:tc>
           <w:tcPr>
             <w:tcW w:w="580" w:type="dxa"/>
@@ -19863,26 +18879,12 @@
                 <w:sz w:val="16"/>
                 <w:szCs w:val="16"/>
               </w:rPr>
-              <w:t>Instalación de selenium en el Python correcto</w:t>
-            </w:r>
-            <w:r>
-              <w:rPr>
-                <w:color w:val="375623"/>
-                <w:sz w:val="16"/>
-                <w:szCs w:val="16"/>
-              </w:rPr>
-              <w:t>: C:\ruta\python.exe -m pip install selenium.</w:t>
+              <w:t>Instalación de selenium en el Python correcto: C:\ruta\python.exe -m pip install selenium.</w:t>
             </w:r>
           </w:p>
         </w:tc>
       </w:tr>
       <w:tr>
-        <w:tblPrEx>
-          <w:tblCellMar>
-            <w:top w:w="0" w:type="dxa"/>
-            <w:bottom w:w="0" w:type="dxa"/>
-          </w:tblCellMar>
-        </w:tblPrEx>
         <w:tc>
           <w:tcPr>
             <w:tcW w:w="580" w:type="dxa"/>
@@ -20082,15 +19084,7 @@
                 <w:sz w:val="16"/>
                 <w:szCs w:val="16"/>
               </w:rPr>
-              <w:t>El ProductoController sigue b</w:t>
-            </w:r>
-            <w:r>
-              <w:rPr>
-                <w:color w:val="375623"/>
-                <w:sz w:val="16"/>
-                <w:szCs w:val="16"/>
-              </w:rPr>
-              <w:t>loqueando la actualización. Ajuste en test INV-12 para reflejar comportamiento real.</w:t>
+              <w:t>El ProductoController sigue bloqueando la actualización. Ajuste en test INV-12 para reflejar comportamiento real.</w:t>
             </w:r>
           </w:p>
         </w:tc>
@@ -20156,12 +19150,6 @@
         <w:gridCol w:w="1080"/>
       </w:tblGrid>
       <w:tr>
-        <w:tblPrEx>
-          <w:tblCellMar>
-            <w:top w:w="0" w:type="dxa"/>
-            <w:bottom w:w="0" w:type="dxa"/>
-          </w:tblCellMar>
-        </w:tblPrEx>
         <w:tc>
           <w:tcPr>
             <w:tcW w:w="900" w:type="dxa"/>
@@ -20402,12 +19390,6 @@
         </w:tc>
       </w:tr>
       <w:tr>
-        <w:tblPrEx>
-          <w:tblCellMar>
-            <w:top w:w="0" w:type="dxa"/>
-            <w:bottom w:w="0" w:type="dxa"/>
-          </w:tblCellMar>
-        </w:tblPrEx>
         <w:tc>
           <w:tcPr>
             <w:tcW w:w="900" w:type="dxa"/>
@@ -20617,12 +19599,6 @@
         </w:tc>
       </w:tr>
       <w:tr>
-        <w:tblPrEx>
-          <w:tblCellMar>
-            <w:top w:w="0" w:type="dxa"/>
-            <w:bottom w:w="0" w:type="dxa"/>
-          </w:tblCellMar>
-        </w:tblPrEx>
         <w:tc>
           <w:tcPr>
             <w:tcW w:w="900" w:type="dxa"/>
@@ -20839,12 +19815,6 @@
         </w:tc>
       </w:tr>
       <w:tr>
-        <w:tblPrEx>
-          <w:tblCellMar>
-            <w:top w:w="0" w:type="dxa"/>
-            <w:bottom w:w="0" w:type="dxa"/>
-          </w:tblCellMar>
-        </w:tblPrEx>
         <w:tc>
           <w:tcPr>
             <w:tcW w:w="900" w:type="dxa"/>
@@ -21054,12 +20024,6 @@
         </w:tc>
       </w:tr>
       <w:tr>
-        <w:tblPrEx>
-          <w:tblCellMar>
-            <w:top w:w="0" w:type="dxa"/>
-            <w:bottom w:w="0" w:type="dxa"/>
-          </w:tblCellMar>
-        </w:tblPrEx>
         <w:tc>
           <w:tcPr>
             <w:tcW w:w="900" w:type="dxa"/>
@@ -21276,12 +20240,6 @@
         </w:tc>
       </w:tr>
       <w:tr>
-        <w:tblPrEx>
-          <w:tblCellMar>
-            <w:top w:w="0" w:type="dxa"/>
-            <w:bottom w:w="0" w:type="dxa"/>
-          </w:tblCellMar>
-        </w:tblPrEx>
         <w:tc>
           <w:tcPr>
             <w:tcW w:w="900" w:type="dxa"/>
@@ -21491,12 +20449,6 @@
         </w:tc>
       </w:tr>
       <w:tr>
-        <w:tblPrEx>
-          <w:tblCellMar>
-            <w:top w:w="0" w:type="dxa"/>
-            <w:bottom w:w="0" w:type="dxa"/>
-          </w:tblCellMar>
-        </w:tblPrEx>
         <w:tc>
           <w:tcPr>
             <w:tcW w:w="900" w:type="dxa"/>
@@ -21713,12 +20665,6 @@
         </w:tc>
       </w:tr>
       <w:tr>
-        <w:tblPrEx>
-          <w:tblCellMar>
-            <w:top w:w="0" w:type="dxa"/>
-            <w:bottom w:w="0" w:type="dxa"/>
-          </w:tblCellMar>
-        </w:tblPrEx>
         <w:tc>
           <w:tcPr>
             <w:tcW w:w="900" w:type="dxa"/>
@@ -21928,12 +20874,6 @@
         </w:tc>
       </w:tr>
       <w:tr>
-        <w:tblPrEx>
-          <w:tblCellMar>
-            <w:top w:w="0" w:type="dxa"/>
-            <w:bottom w:w="0" w:type="dxa"/>
-          </w:tblCellMar>
-        </w:tblPrEx>
         <w:tc>
           <w:tcPr>
             <w:tcW w:w="900" w:type="dxa"/>
@@ -22195,12 +21135,6 @@
         <w:gridCol w:w="2880"/>
       </w:tblGrid>
       <w:tr>
-        <w:tblPrEx>
-          <w:tblCellMar>
-            <w:top w:w="0" w:type="dxa"/>
-            <w:bottom w:w="0" w:type="dxa"/>
-          </w:tblCellMar>
-        </w:tblPrEx>
         <w:tc>
           <w:tcPr>
             <w:tcW w:w="3600" w:type="dxa"/>
@@ -22305,12 +21239,6 @@
         </w:tc>
       </w:tr>
       <w:tr>
-        <w:tblPrEx>
-          <w:tblCellMar>
-            <w:top w:w="0" w:type="dxa"/>
-            <w:bottom w:w="0" w:type="dxa"/>
-          </w:tblCellMar>
-        </w:tblPrEx>
         <w:tc>
           <w:tcPr>
             <w:tcW w:w="3600" w:type="dxa"/>
@@ -22397,12 +21325,6 @@
         </w:tc>
       </w:tr>
       <w:tr>
-        <w:tblPrEx>
-          <w:tblCellMar>
-            <w:top w:w="0" w:type="dxa"/>
-            <w:bottom w:w="0" w:type="dxa"/>
-          </w:tblCellMar>
-        </w:tblPrEx>
         <w:tc>
           <w:tcPr>
             <w:tcW w:w="3600" w:type="dxa"/>
@@ -22492,12 +21414,6 @@
         </w:tc>
       </w:tr>
       <w:tr>
-        <w:tblPrEx>
-          <w:tblCellMar>
-            <w:top w:w="0" w:type="dxa"/>
-            <w:bottom w:w="0" w:type="dxa"/>
-          </w:tblCellMar>
-        </w:tblPrEx>
         <w:tc>
           <w:tcPr>
             <w:tcW w:w="3600" w:type="dxa"/>
@@ -22583,12 +21499,6 @@
         </w:tc>
       </w:tr>
       <w:tr>
-        <w:tblPrEx>
-          <w:tblCellMar>
-            <w:top w:w="0" w:type="dxa"/>
-            <w:bottom w:w="0" w:type="dxa"/>
-          </w:tblCellMar>
-        </w:tblPrEx>
         <w:tc>
           <w:tcPr>
             <w:tcW w:w="3600" w:type="dxa"/>
@@ -22677,12 +21587,6 @@
         </w:tc>
       </w:tr>
       <w:tr>
-        <w:tblPrEx>
-          <w:tblCellMar>
-            <w:top w:w="0" w:type="dxa"/>
-            <w:bottom w:w="0" w:type="dxa"/>
-          </w:tblCellMar>
-        </w:tblPrEx>
         <w:tc>
           <w:tcPr>
             <w:tcW w:w="3600" w:type="dxa"/>
@@ -22768,12 +21672,6 @@
         </w:tc>
       </w:tr>
       <w:tr>
-        <w:tblPrEx>
-          <w:tblCellMar>
-            <w:top w:w="0" w:type="dxa"/>
-            <w:bottom w:w="0" w:type="dxa"/>
-          </w:tblCellMar>
-        </w:tblPrEx>
         <w:tc>
           <w:tcPr>
             <w:tcW w:w="3600" w:type="dxa"/>
@@ -22862,12 +21760,6 @@
         </w:tc>
       </w:tr>
       <w:tr>
-        <w:tblPrEx>
-          <w:tblCellMar>
-            <w:top w:w="0" w:type="dxa"/>
-            <w:bottom w:w="0" w:type="dxa"/>
-          </w:tblCellMar>
-        </w:tblPrEx>
         <w:tc>
           <w:tcPr>
             <w:tcW w:w="3600" w:type="dxa"/>
@@ -22953,12 +21845,6 @@
         </w:tc>
       </w:tr>
       <w:tr>
-        <w:tblPrEx>
-          <w:tblCellMar>
-            <w:top w:w="0" w:type="dxa"/>
-            <w:bottom w:w="0" w:type="dxa"/>
-          </w:tblCellMar>
-        </w:tblPrEx>
         <w:tc>
           <w:tcPr>
             <w:tcW w:w="3600" w:type="dxa"/>
@@ -23047,12 +21933,6 @@
         </w:tc>
       </w:tr>
       <w:tr>
-        <w:tblPrEx>
-          <w:tblCellMar>
-            <w:top w:w="0" w:type="dxa"/>
-            <w:bottom w:w="0" w:type="dxa"/>
-          </w:tblCellMar>
-        </w:tblPrEx>
         <w:tc>
           <w:tcPr>
             <w:tcW w:w="3600" w:type="dxa"/>
@@ -23138,12 +22018,6 @@
         </w:tc>
       </w:tr>
       <w:tr>
-        <w:tblPrEx>
-          <w:tblCellMar>
-            <w:top w:w="0" w:type="dxa"/>
-            <w:bottom w:w="0" w:type="dxa"/>
-          </w:tblCellMar>
-        </w:tblPrEx>
         <w:tc>
           <w:tcPr>
             <w:tcW w:w="3600" w:type="dxa"/>
@@ -23232,12 +22106,6 @@
         </w:tc>
       </w:tr>
       <w:tr>
-        <w:tblPrEx>
-          <w:tblCellMar>
-            <w:top w:w="0" w:type="dxa"/>
-            <w:bottom w:w="0" w:type="dxa"/>
-          </w:tblCellMar>
-        </w:tblPrEx>
         <w:tc>
           <w:tcPr>
             <w:tcW w:w="3600" w:type="dxa"/>
@@ -23323,12 +22191,6 @@
         </w:tc>
       </w:tr>
       <w:tr>
-        <w:tblPrEx>
-          <w:tblCellMar>
-            <w:top w:w="0" w:type="dxa"/>
-            <w:bottom w:w="0" w:type="dxa"/>
-          </w:tblCellMar>
-        </w:tblPrEx>
         <w:tc>
           <w:tcPr>
             <w:tcW w:w="3600" w:type="dxa"/>
@@ -23417,12 +22279,6 @@
         </w:tc>
       </w:tr>
       <w:tr>
-        <w:tblPrEx>
-          <w:tblCellMar>
-            <w:top w:w="0" w:type="dxa"/>
-            <w:bottom w:w="0" w:type="dxa"/>
-          </w:tblCellMar>
-        </w:tblPrEx>
         <w:tc>
           <w:tcPr>
             <w:tcW w:w="3600" w:type="dxa"/>
@@ -23509,12 +22365,6 @@
         </w:tc>
       </w:tr>
       <w:tr>
-        <w:tblPrEx>
-          <w:tblCellMar>
-            <w:top w:w="0" w:type="dxa"/>
-            <w:bottom w:w="0" w:type="dxa"/>
-          </w:tblCellMar>
-        </w:tblPrEx>
         <w:tc>
           <w:tcPr>
             <w:tcW w:w="3600" w:type="dxa"/>
@@ -23677,12 +22527,6 @@
         <w:gridCol w:w="1309"/>
       </w:tblGrid>
       <w:tr>
-        <w:tblPrEx>
-          <w:tblCellMar>
-            <w:top w:w="0" w:type="dxa"/>
-            <w:bottom w:w="0" w:type="dxa"/>
-          </w:tblCellMar>
-        </w:tblPrEx>
         <w:tc>
           <w:tcPr>
             <w:tcW w:w="680" w:type="dxa"/>
@@ -23923,12 +22767,6 @@
         </w:tc>
       </w:tr>
       <w:tr>
-        <w:tblPrEx>
-          <w:tblCellMar>
-            <w:top w:w="0" w:type="dxa"/>
-            <w:bottom w:w="0" w:type="dxa"/>
-          </w:tblCellMar>
-        </w:tblPrEx>
         <w:tc>
           <w:tcPr>
             <w:tcW w:w="680" w:type="dxa"/>
@@ -24131,12 +22969,6 @@
         </w:tc>
       </w:tr>
       <w:tr>
-        <w:tblPrEx>
-          <w:tblCellMar>
-            <w:top w:w="0" w:type="dxa"/>
-            <w:bottom w:w="0" w:type="dxa"/>
-          </w:tblCellMar>
-        </w:tblPrEx>
         <w:tc>
           <w:tcPr>
             <w:tcW w:w="680" w:type="dxa"/>
@@ -24345,12 +23177,6 @@
         </w:tc>
       </w:tr>
       <w:tr>
-        <w:tblPrEx>
-          <w:tblCellMar>
-            <w:top w:w="0" w:type="dxa"/>
-            <w:bottom w:w="0" w:type="dxa"/>
-          </w:tblCellMar>
-        </w:tblPrEx>
         <w:tc>
           <w:tcPr>
             <w:tcW w:w="680" w:type="dxa"/>
@@ -24553,12 +23379,6 @@
         </w:tc>
       </w:tr>
       <w:tr>
-        <w:tblPrEx>
-          <w:tblCellMar>
-            <w:top w:w="0" w:type="dxa"/>
-            <w:bottom w:w="0" w:type="dxa"/>
-          </w:tblCellMar>
-        </w:tblPrEx>
         <w:tc>
           <w:tcPr>
             <w:tcW w:w="680" w:type="dxa"/>
@@ -24767,12 +23587,6 @@
         </w:tc>
       </w:tr>
       <w:tr>
-        <w:tblPrEx>
-          <w:tblCellMar>
-            <w:top w:w="0" w:type="dxa"/>
-            <w:bottom w:w="0" w:type="dxa"/>
-          </w:tblCellMar>
-        </w:tblPrEx>
         <w:tc>
           <w:tcPr>
             <w:tcW w:w="680" w:type="dxa"/>
@@ -24975,12 +23789,6 @@
         </w:tc>
       </w:tr>
       <w:tr>
-        <w:tblPrEx>
-          <w:tblCellMar>
-            <w:top w:w="0" w:type="dxa"/>
-            <w:bottom w:w="0" w:type="dxa"/>
-          </w:tblCellMar>
-        </w:tblPrEx>
         <w:tc>
           <w:tcPr>
             <w:tcW w:w="680" w:type="dxa"/>
@@ -25189,12 +23997,6 @@
         </w:tc>
       </w:tr>
       <w:tr>
-        <w:tblPrEx>
-          <w:tblCellMar>
-            <w:top w:w="0" w:type="dxa"/>
-            <w:bottom w:w="0" w:type="dxa"/>
-          </w:tblCellMar>
-        </w:tblPrEx>
         <w:tc>
           <w:tcPr>
             <w:tcW w:w="680" w:type="dxa"/>
@@ -25397,12 +24199,6 @@
         </w:tc>
       </w:tr>
       <w:tr>
-        <w:tblPrEx>
-          <w:tblCellMar>
-            <w:top w:w="0" w:type="dxa"/>
-            <w:bottom w:w="0" w:type="dxa"/>
-          </w:tblCellMar>
-        </w:tblPrEx>
         <w:tc>
           <w:tcPr>
             <w:tcW w:w="680" w:type="dxa"/>
@@ -25611,12 +24407,6 @@
         </w:tc>
       </w:tr>
       <w:tr>
-        <w:tblPrEx>
-          <w:tblCellMar>
-            <w:top w:w="0" w:type="dxa"/>
-            <w:bottom w:w="0" w:type="dxa"/>
-          </w:tblCellMar>
-        </w:tblPrEx>
         <w:tc>
           <w:tcPr>
             <w:tcW w:w="680" w:type="dxa"/>
@@ -25819,12 +24609,6 @@
         </w:tc>
       </w:tr>
       <w:tr>
-        <w:tblPrEx>
-          <w:tblCellMar>
-            <w:top w:w="0" w:type="dxa"/>
-            <w:bottom w:w="0" w:type="dxa"/>
-          </w:tblCellMar>
-        </w:tblPrEx>
         <w:tc>
           <w:tcPr>
             <w:tcW w:w="680" w:type="dxa"/>
@@ -26033,12 +24817,6 @@
         </w:tc>
       </w:tr>
       <w:tr>
-        <w:tblPrEx>
-          <w:tblCellMar>
-            <w:top w:w="0" w:type="dxa"/>
-            <w:bottom w:w="0" w:type="dxa"/>
-          </w:tblCellMar>
-        </w:tblPrEx>
         <w:tc>
           <w:tcPr>
             <w:tcW w:w="680" w:type="dxa"/>
@@ -26241,12 +25019,6 @@
         </w:tc>
       </w:tr>
       <w:tr>
-        <w:tblPrEx>
-          <w:tblCellMar>
-            <w:top w:w="0" w:type="dxa"/>
-            <w:bottom w:w="0" w:type="dxa"/>
-          </w:tblCellMar>
-        </w:tblPrEx>
         <w:tc>
           <w:tcPr>
             <w:tcW w:w="680" w:type="dxa"/>
@@ -26455,12 +25227,6 @@
         </w:tc>
       </w:tr>
       <w:tr>
-        <w:tblPrEx>
-          <w:tblCellMar>
-            <w:top w:w="0" w:type="dxa"/>
-            <w:bottom w:w="0" w:type="dxa"/>
-          </w:tblCellMar>
-        </w:tblPrEx>
         <w:tc>
           <w:tcPr>
             <w:tcW w:w="680" w:type="dxa"/>
@@ -26663,12 +25429,6 @@
         </w:tc>
       </w:tr>
       <w:tr>
-        <w:tblPrEx>
-          <w:tblCellMar>
-            <w:top w:w="0" w:type="dxa"/>
-            <w:bottom w:w="0" w:type="dxa"/>
-          </w:tblCellMar>
-        </w:tblPrEx>
         <w:tc>
           <w:tcPr>
             <w:tcW w:w="680" w:type="dxa"/>
@@ -26877,12 +25637,6 @@
         </w:tc>
       </w:tr>
       <w:tr>
-        <w:tblPrEx>
-          <w:tblCellMar>
-            <w:top w:w="0" w:type="dxa"/>
-            <w:bottom w:w="0" w:type="dxa"/>
-          </w:tblCellMar>
-        </w:tblPrEx>
         <w:tc>
           <w:tcPr>
             <w:tcW w:w="680" w:type="dxa"/>
@@ -27128,10 +25882,7 @@
       </w:pPr>
       <w:r>
         <w:lastRenderedPageBreak/>
-        <w:t xml:space="preserve">Agregar la constante BASE_URL en index.php (antes del switch) para corregir el bug D-11 (redirect malformado en </w:t>
-      </w:r>
-      <w:r>
-        <w:t>editar_producto para roles no autorizados), garantizando redirecciones correctas en todos los casos del enrutador.</w:t>
+        <w:t>Agregar la constante BASE_URL en index.php (antes del switch) para corregir el bug D-11 (redirect malformado en editar_producto para roles no autorizados), garantizando redirecciones correctas en todos los casos del enrutador.</w:t>
       </w:r>
     </w:p>
     <w:p>
@@ -27144,10 +25895,7 @@
         <w:spacing w:after="80"/>
       </w:pPr>
       <w:r>
-        <w:t>Incrementar la cobertura E2E con casos de borde para el módulo de factura (verificar CUFE, total en letras, impresión limpia desde diferentes</w:t>
-      </w:r>
-      <w:r>
-        <w:t xml:space="preserve"> sistemas operativos).</w:t>
+        <w:t>Incrementar la cobertura E2E con casos de borde para el módulo de factura (verificar CUFE, total en letras, impresión limpia desde diferentes sistemas operativos).</w:t>
       </w:r>
     </w:p>
     <w:p>
@@ -27173,10 +25921,7 @@
         <w:spacing w:after="80"/>
       </w:pPr>
       <w:r>
-        <w:t xml:space="preserve">Configurar la ejecución </w:t>
-      </w:r>
-      <w:r>
-        <w:t>paralela de la suite E2E con pytest-xdist (-n 2) en el entorno de CI para reducir el tiempo de ejecución de 8 minutos a aproximadamente 4 minutos.</w:t>
+        <w:t>Configurar la ejecución paralela de la suite E2E con pytest-xdist (-n 2) en el entorno de CI para reducir el tiempo de ejecución de 8 minutos a aproximadamente 4 minutos.</w:t>
       </w:r>
     </w:p>
     <w:p>
@@ -27189,10 +25934,7 @@
         <w:spacing w:after="80"/>
       </w:pPr>
       <w:r>
-        <w:t>Mantener actualizadas las credenciales del diccionario USERS en conftest.py ante cualquier cambio de contrase</w:t>
-      </w:r>
-      <w:r>
-        <w:t>ñas en el entorno de pruebas.</w:t>
+        <w:t>Mantener actualizadas las credenciales del diccionario USERS en conftest.py ante cualquier cambio de contraseñas en el entorno de pruebas.</w:t>
       </w:r>
     </w:p>
     <w:p>
@@ -27219,10 +25961,7 @@
         <w:spacing w:after="160"/>
       </w:pPr>
       <w:r>
-        <w:t>El sistema ChocoTumac v1.2.0 supera satisfactoriamente el 100% de los 215 casos de prueba ejecutados, distribuidos en 144 pruebas unitarias PHPUnit y 71 pruebas E2E con Selenium WebDriver. La cobertura de la</w:t>
-      </w:r>
-      <w:r>
-        <w:t>s siete historias de usuario es completa y los once defectos identificados durante el proceso fueron resueltos (10) o documentados con justificación técnica (1).</w:t>
+        <w:t>El sistema ChocoTumac v1.2.0 supera satisfactoriamente el 100% de los 215 casos de prueba ejecutados, distribuidos en 144 pruebas unitarias PHPUnit y 71 pruebas E2E con Selenium WebDriver. La cobertura de las siete historias de usuario es completa y los once defectos identificados durante el proceso fueron resueltos (10) o documentados con justificación técnica (1).</w:t>
       </w:r>
     </w:p>
     <w:p>
@@ -27230,13 +25969,7 @@
         <w:spacing w:after="160"/>
       </w:pPr>
       <w:r>
-        <w:t xml:space="preserve">La principal fuente de defectos no fue la lógica de negocio —que resultó robusta en todos los </w:t>
-      </w:r>
-      <w:r>
-        <w:t>módulos— sino la infraestructura de pruebas: selectores CSS incorrectos, problemas de timing en Selenium y configuración del entorno Python. Esto indica que el código de producción tiene alta calidad, y que la curva de aprendizaje en automatización E2E fue</w:t>
-      </w:r>
-      <w:r>
-        <w:t xml:space="preserve"> la mayor inversión del Sprint 3.</w:t>
+        <w:t>La principal fuente de defectos no fue la lógica de negocio —que resultó robusta en todos los módulos— sino la infraestructura de pruebas: selectores CSS incorrectos, problemas de timing en Selenium y configuración del entorno Python. Esto indica que el código de producción tiene alta calidad, y que la curva de aprendizaje en automatización E2E fue la mayor inversión del Sprint 3.</w:t>
       </w:r>
     </w:p>
     <w:p>
@@ -27244,10 +25977,7 @@
         <w:spacing w:after="160"/>
       </w:pPr>
       <w:r>
-        <w:t>El análisis de calidad estático en SonarCloud no registró issues activos al cierre del proyecto. Los dos falsos positivos identificados (php:S1172 y php:S2259) fueron suprimidos con justificación técnica documentada en son</w:t>
-      </w:r>
-      <w:r>
-        <w:t>ar-project.properties.</w:t>
+        <w:t>El análisis de calidad estático en SonarCloud no registró issues activos al cierre del proyecto. Los dos falsos positivos identificados (php:S1172 y php:S2259) fueron suprimidos con justificación técnica documentada en sonar-project.properties.</w:t>
       </w:r>
     </w:p>
     <w:p>
@@ -27290,12 +26020,6 @@
         <w:gridCol w:w="4680"/>
       </w:tblGrid>
       <w:tr>
-        <w:tblPrEx>
-          <w:tblCellMar>
-            <w:top w:w="0" w:type="dxa"/>
-            <w:bottom w:w="0" w:type="dxa"/>
-          </w:tblCellMar>
-        </w:tblPrEx>
         <w:tc>
           <w:tcPr>
             <w:tcW w:w="4680" w:type="dxa"/>
@@ -27322,15 +26046,7 @@
                 <w:bCs/>
                 <w:color w:val="1F4E79"/>
               </w:rPr>
-              <w:t>Nathalia Meji</w:t>
-            </w:r>
-            <w:r>
-              <w:rPr>
-                <w:b/>
-                <w:bCs/>
-                <w:color w:val="1F4E79"/>
-              </w:rPr>
-              <w:t>a Buitrago</w:t>
+              <w:t>Nathalia Mejia Buitrago</w:t>
             </w:r>
           </w:p>
           <w:p>
